--- a/docs/MATRICS_Technical_Deployment.docx
+++ b/docs/MATRICS_Technical_Deployment.docx
@@ -68,7 +68,7 @@
       <w:pPr>
         <w:pStyle w:val="Heading1"/>
       </w:pPr>
-      <w:bookmarkStart w:id="0" w:name="_Toc228116195"/>
+      <w:bookmarkStart w:id="0" w:name="_Toc228118465"/>
       <w:r>
         <w:lastRenderedPageBreak/>
         <w:t>Table of Contents</w:t>
@@ -106,7 +106,7 @@
         </w:rPr>
         <w:fldChar w:fldCharType="separate"/>
       </w:r>
-      <w:hyperlink w:anchor="_Toc228116195" w:history="1">
+      <w:hyperlink w:anchor="_Toc228118465" w:history="1">
         <w:r>
           <w:rPr>
             <w:rStyle w:val="Hyperlink"/>
@@ -133,7 +133,7 @@
             <w:noProof/>
             <w:webHidden/>
           </w:rPr>
-          <w:instrText xml:space="preserve"> PAGEREF _Toc228116195 \h </w:instrText>
+          <w:instrText xml:space="preserve"> PAGEREF _Toc228118465 \h </w:instrText>
         </w:r>
         <w:r>
           <w:rPr>
@@ -174,7 +174,7 @@
           <w:noProof/>
         </w:rPr>
       </w:pPr>
-      <w:hyperlink w:anchor="_Toc228116196" w:history="1">
+      <w:hyperlink w:anchor="_Toc228118466" w:history="1">
         <w:r>
           <w:rPr>
             <w:rStyle w:val="Hyperlink"/>
@@ -201,7 +201,7 @@
             <w:noProof/>
             <w:webHidden/>
           </w:rPr>
-          <w:instrText xml:space="preserve"> PAGEREF _Toc228116196 \h </w:instrText>
+          <w:instrText xml:space="preserve"> PAGEREF _Toc228118466 \h </w:instrText>
         </w:r>
         <w:r>
           <w:rPr>
@@ -242,7 +242,7 @@
           <w:noProof/>
         </w:rPr>
       </w:pPr>
-      <w:hyperlink w:anchor="_Toc228116197" w:history="1">
+      <w:hyperlink w:anchor="_Toc228118467" w:history="1">
         <w:r>
           <w:rPr>
             <w:rStyle w:val="Hyperlink"/>
@@ -269,7 +269,7 @@
             <w:noProof/>
             <w:webHidden/>
           </w:rPr>
-          <w:instrText xml:space="preserve"> PAGEREF _Toc228116197 \h </w:instrText>
+          <w:instrText xml:space="preserve"> PAGEREF _Toc228118467 \h </w:instrText>
         </w:r>
         <w:r>
           <w:rPr>
@@ -310,7 +310,7 @@
           <w:noProof/>
         </w:rPr>
       </w:pPr>
-      <w:hyperlink w:anchor="_Toc228116198" w:history="1">
+      <w:hyperlink w:anchor="_Toc228118468" w:history="1">
         <w:r>
           <w:rPr>
             <w:rStyle w:val="Hyperlink"/>
@@ -337,7 +337,7 @@
             <w:noProof/>
             <w:webHidden/>
           </w:rPr>
-          <w:instrText xml:space="preserve"> PAGEREF _Toc228116198 \h </w:instrText>
+          <w:instrText xml:space="preserve"> PAGEREF _Toc228118468 \h </w:instrText>
         </w:r>
         <w:r>
           <w:rPr>
@@ -378,7 +378,7 @@
           <w:noProof/>
         </w:rPr>
       </w:pPr>
-      <w:hyperlink w:anchor="_Toc228116199" w:history="1">
+      <w:hyperlink w:anchor="_Toc228118469" w:history="1">
         <w:r>
           <w:rPr>
             <w:rStyle w:val="Hyperlink"/>
@@ -405,7 +405,7 @@
             <w:noProof/>
             <w:webHidden/>
           </w:rPr>
-          <w:instrText xml:space="preserve"> PAGEREF _Toc228116199 \h </w:instrText>
+          <w:instrText xml:space="preserve"> PAGEREF _Toc228118469 \h </w:instrText>
         </w:r>
         <w:r>
           <w:rPr>
@@ -446,7 +446,7 @@
           <w:noProof/>
         </w:rPr>
       </w:pPr>
-      <w:hyperlink w:anchor="_Toc228116200" w:history="1">
+      <w:hyperlink w:anchor="_Toc228118470" w:history="1">
         <w:r>
           <w:rPr>
             <w:rStyle w:val="Hyperlink"/>
@@ -473,7 +473,7 @@
             <w:noProof/>
             <w:webHidden/>
           </w:rPr>
-          <w:instrText xml:space="preserve"> PAGEREF _Toc228116200 \h </w:instrText>
+          <w:instrText xml:space="preserve"> PAGEREF _Toc228118470 \h </w:instrText>
         </w:r>
         <w:r>
           <w:rPr>
@@ -514,7 +514,7 @@
           <w:noProof/>
         </w:rPr>
       </w:pPr>
-      <w:hyperlink w:anchor="_Toc228116201" w:history="1">
+      <w:hyperlink w:anchor="_Toc228118471" w:history="1">
         <w:r>
           <w:rPr>
             <w:rStyle w:val="Hyperlink"/>
@@ -541,7 +541,7 @@
             <w:noProof/>
             <w:webHidden/>
           </w:rPr>
-          <w:instrText xml:space="preserve"> PAGEREF _Toc228116201 \h </w:instrText>
+          <w:instrText xml:space="preserve"> PAGEREF _Toc228118471 \h </w:instrText>
         </w:r>
         <w:r>
           <w:rPr>
@@ -582,7 +582,7 @@
           <w:noProof/>
         </w:rPr>
       </w:pPr>
-      <w:hyperlink w:anchor="_Toc228116202" w:history="1">
+      <w:hyperlink w:anchor="_Toc228118472" w:history="1">
         <w:r>
           <w:rPr>
             <w:rStyle w:val="Hyperlink"/>
@@ -609,7 +609,7 @@
             <w:noProof/>
             <w:webHidden/>
           </w:rPr>
-          <w:instrText xml:space="preserve"> PAGEREF _Toc228116202 \h </w:instrText>
+          <w:instrText xml:space="preserve"> PAGEREF _Toc228118472 \h </w:instrText>
         </w:r>
         <w:r>
           <w:rPr>
@@ -650,7 +650,7 @@
           <w:noProof/>
         </w:rPr>
       </w:pPr>
-      <w:hyperlink w:anchor="_Toc228116203" w:history="1">
+      <w:hyperlink w:anchor="_Toc228118473" w:history="1">
         <w:r>
           <w:rPr>
             <w:rStyle w:val="Hyperlink"/>
@@ -677,7 +677,7 @@
             <w:noProof/>
             <w:webHidden/>
           </w:rPr>
-          <w:instrText xml:space="preserve"> PAGEREF _Toc228116203 \h </w:instrText>
+          <w:instrText xml:space="preserve"> PAGEREF _Toc228118473 \h </w:instrText>
         </w:r>
         <w:r>
           <w:rPr>
@@ -718,7 +718,7 @@
           <w:noProof/>
         </w:rPr>
       </w:pPr>
-      <w:hyperlink w:anchor="_Toc228116204" w:history="1">
+      <w:hyperlink w:anchor="_Toc228118474" w:history="1">
         <w:r>
           <w:rPr>
             <w:rStyle w:val="Hyperlink"/>
@@ -745,7 +745,7 @@
             <w:noProof/>
             <w:webHidden/>
           </w:rPr>
-          <w:instrText xml:space="preserve"> PAGEREF _Toc228116204 \h </w:instrText>
+          <w:instrText xml:space="preserve"> PAGEREF _Toc228118474 \h </w:instrText>
         </w:r>
         <w:r>
           <w:rPr>
@@ -786,7 +786,7 @@
           <w:noProof/>
         </w:rPr>
       </w:pPr>
-      <w:hyperlink w:anchor="_Toc228116205" w:history="1">
+      <w:hyperlink w:anchor="_Toc228118475" w:history="1">
         <w:r>
           <w:rPr>
             <w:rStyle w:val="Hyperlink"/>
@@ -813,7 +813,7 @@
             <w:noProof/>
             <w:webHidden/>
           </w:rPr>
-          <w:instrText xml:space="preserve"> PAGEREF _Toc228116205 \h </w:instrText>
+          <w:instrText xml:space="preserve"> PAGEREF _Toc228118475 \h </w:instrText>
         </w:r>
         <w:r>
           <w:rPr>
@@ -854,7 +854,7 @@
           <w:noProof/>
         </w:rPr>
       </w:pPr>
-      <w:hyperlink w:anchor="_Toc228116206" w:history="1">
+      <w:hyperlink w:anchor="_Toc228118476" w:history="1">
         <w:r>
           <w:rPr>
             <w:rStyle w:val="Hyperlink"/>
@@ -881,7 +881,7 @@
             <w:noProof/>
             <w:webHidden/>
           </w:rPr>
-          <w:instrText xml:space="preserve"> PAGEREF _Toc228116206 \h </w:instrText>
+          <w:instrText xml:space="preserve"> PAGEREF _Toc228118476 \h </w:instrText>
         </w:r>
         <w:r>
           <w:rPr>
@@ -922,7 +922,7 @@
           <w:noProof/>
         </w:rPr>
       </w:pPr>
-      <w:hyperlink w:anchor="_Toc228116207" w:history="1">
+      <w:hyperlink w:anchor="_Toc228118477" w:history="1">
         <w:r>
           <w:rPr>
             <w:rStyle w:val="Hyperlink"/>
@@ -949,7 +949,7 @@
             <w:noProof/>
             <w:webHidden/>
           </w:rPr>
-          <w:instrText xml:space="preserve"> PAGEREF _Toc228116207 \h </w:instrText>
+          <w:instrText xml:space="preserve"> PAGEREF _Toc228118477 \h </w:instrText>
         </w:r>
         <w:r>
           <w:rPr>
@@ -990,7 +990,7 @@
           <w:noProof/>
         </w:rPr>
       </w:pPr>
-      <w:hyperlink w:anchor="_Toc228116208" w:history="1">
+      <w:hyperlink w:anchor="_Toc228118478" w:history="1">
         <w:r>
           <w:rPr>
             <w:rStyle w:val="Hyperlink"/>
@@ -1017,7 +1017,7 @@
             <w:noProof/>
             <w:webHidden/>
           </w:rPr>
-          <w:instrText xml:space="preserve"> PAGEREF _Toc228116208 \h </w:instrText>
+          <w:instrText xml:space="preserve"> PAGEREF _Toc228118478 \h </w:instrText>
         </w:r>
         <w:r>
           <w:rPr>
@@ -1058,7 +1058,7 @@
           <w:noProof/>
         </w:rPr>
       </w:pPr>
-      <w:hyperlink w:anchor="_Toc228116209" w:history="1">
+      <w:hyperlink w:anchor="_Toc228118479" w:history="1">
         <w:r>
           <w:rPr>
             <w:rStyle w:val="Hyperlink"/>
@@ -1085,7 +1085,7 @@
             <w:noProof/>
             <w:webHidden/>
           </w:rPr>
-          <w:instrText xml:space="preserve"> PAGEREF _Toc228116209 \h </w:instrText>
+          <w:instrText xml:space="preserve"> PAGEREF _Toc228118479 \h </w:instrText>
         </w:r>
         <w:r>
           <w:rPr>
@@ -1126,7 +1126,7 @@
           <w:noProof/>
         </w:rPr>
       </w:pPr>
-      <w:hyperlink w:anchor="_Toc228116210" w:history="1">
+      <w:hyperlink w:anchor="_Toc228118480" w:history="1">
         <w:r>
           <w:rPr>
             <w:rStyle w:val="Hyperlink"/>
@@ -1153,7 +1153,7 @@
             <w:noProof/>
             <w:webHidden/>
           </w:rPr>
-          <w:instrText xml:space="preserve"> PAGEREF _Toc228116210 \h </w:instrText>
+          <w:instrText xml:space="preserve"> PAGEREF _Toc228118480 \h </w:instrText>
         </w:r>
         <w:r>
           <w:rPr>
@@ -1194,7 +1194,7 @@
           <w:noProof/>
         </w:rPr>
       </w:pPr>
-      <w:hyperlink w:anchor="_Toc228116211" w:history="1">
+      <w:hyperlink w:anchor="_Toc228118481" w:history="1">
         <w:r>
           <w:rPr>
             <w:rStyle w:val="Hyperlink"/>
@@ -1221,7 +1221,7 @@
             <w:noProof/>
             <w:webHidden/>
           </w:rPr>
-          <w:instrText xml:space="preserve"> PAGEREF _Toc228116211 \h </w:instrText>
+          <w:instrText xml:space="preserve"> PAGEREF _Toc228118481 \h </w:instrText>
         </w:r>
         <w:r>
           <w:rPr>
@@ -1262,7 +1262,7 @@
           <w:noProof/>
         </w:rPr>
       </w:pPr>
-      <w:hyperlink w:anchor="_Toc228116212" w:history="1">
+      <w:hyperlink w:anchor="_Toc228118482" w:history="1">
         <w:r>
           <w:rPr>
             <w:rStyle w:val="Hyperlink"/>
@@ -1289,7 +1289,7 @@
             <w:noProof/>
             <w:webHidden/>
           </w:rPr>
-          <w:instrText xml:space="preserve"> PAGEREF _Toc228116212 \h </w:instrText>
+          <w:instrText xml:space="preserve"> PAGEREF _Toc228118482 \h </w:instrText>
         </w:r>
         <w:r>
           <w:rPr>
@@ -1309,7 +1309,7 @@
             <w:noProof/>
             <w:webHidden/>
           </w:rPr>
-          <w:t>9</w:t>
+          <w:t>10</w:t>
         </w:r>
         <w:r>
           <w:rPr>
@@ -1330,7 +1330,7 @@
           <w:noProof/>
         </w:rPr>
       </w:pPr>
-      <w:hyperlink w:anchor="_Toc228116213" w:history="1">
+      <w:hyperlink w:anchor="_Toc228118483" w:history="1">
         <w:r>
           <w:rPr>
             <w:rStyle w:val="Hyperlink"/>
@@ -1357,7 +1357,7 @@
             <w:noProof/>
             <w:webHidden/>
           </w:rPr>
-          <w:instrText xml:space="preserve"> PAGEREF _Toc228116213 \h </w:instrText>
+          <w:instrText xml:space="preserve"> PAGEREF _Toc228118483 \h </w:instrText>
         </w:r>
         <w:r>
           <w:rPr>
@@ -1377,7 +1377,7 @@
             <w:noProof/>
             <w:webHidden/>
           </w:rPr>
-          <w:t>9</w:t>
+          <w:t>10</w:t>
         </w:r>
         <w:r>
           <w:rPr>
@@ -1398,13 +1398,13 @@
           <w:noProof/>
         </w:rPr>
       </w:pPr>
-      <w:hyperlink w:anchor="_Toc228116214" w:history="1">
+      <w:hyperlink w:anchor="_Toc228118484" w:history="1">
         <w:r>
           <w:rPr>
             <w:rStyle w:val="Hyperlink"/>
             <w:noProof/>
           </w:rPr>
-          <w:t>Step 2 — Create the .env file</w:t>
+          <w:t>Step 2 — Create the root .env file</w:t>
         </w:r>
         <w:r>
           <w:rPr>
@@ -1425,7 +1425,7 @@
             <w:noProof/>
             <w:webHidden/>
           </w:rPr>
-          <w:instrText xml:space="preserve"> PAGEREF _Toc228116214 \h </w:instrText>
+          <w:instrText xml:space="preserve"> PAGEREF _Toc228118484 \h </w:instrText>
         </w:r>
         <w:r>
           <w:rPr>
@@ -1445,7 +1445,7 @@
             <w:noProof/>
             <w:webHidden/>
           </w:rPr>
-          <w:t>9</w:t>
+          <w:t>10</w:t>
         </w:r>
         <w:r>
           <w:rPr>
@@ -1466,13 +1466,13 @@
           <w:noProof/>
         </w:rPr>
       </w:pPr>
-      <w:hyperlink w:anchor="_Toc228116215" w:history="1">
+      <w:hyperlink w:anchor="_Toc228118485" w:history="1">
         <w:r>
           <w:rPr>
             <w:rStyle w:val="Hyperlink"/>
             <w:noProof/>
           </w:rPr>
-          <w:t>Step 3 — Create storage directories</w:t>
+          <w:t>Step 3 — Create the FastAPI .env file</w:t>
         </w:r>
         <w:r>
           <w:rPr>
@@ -1493,7 +1493,7 @@
             <w:noProof/>
             <w:webHidden/>
           </w:rPr>
-          <w:instrText xml:space="preserve"> PAGEREF _Toc228116215 \h </w:instrText>
+          <w:instrText xml:space="preserve"> PAGEREF _Toc228118485 \h </w:instrText>
         </w:r>
         <w:r>
           <w:rPr>
@@ -1513,7 +1513,7 @@
             <w:noProof/>
             <w:webHidden/>
           </w:rPr>
-          <w:t>9</w:t>
+          <w:t>10</w:t>
         </w:r>
         <w:r>
           <w:rPr>
@@ -1534,13 +1534,13 @@
           <w:noProof/>
         </w:rPr>
       </w:pPr>
-      <w:hyperlink w:anchor="_Toc228116216" w:history="1">
+      <w:hyperlink w:anchor="_Toc228118486" w:history="1">
         <w:r>
           <w:rPr>
             <w:rStyle w:val="Hyperlink"/>
             <w:noProof/>
           </w:rPr>
-          <w:t>Step 4 — Copy SeaTunnel .jar connector files</w:t>
+          <w:t>Step 4 — Create storage directories</w:t>
         </w:r>
         <w:r>
           <w:rPr>
@@ -1561,7 +1561,7 @@
             <w:noProof/>
             <w:webHidden/>
           </w:rPr>
-          <w:instrText xml:space="preserve"> PAGEREF _Toc228116216 \h </w:instrText>
+          <w:instrText xml:space="preserve"> PAGEREF _Toc228118486 \h </w:instrText>
         </w:r>
         <w:r>
           <w:rPr>
@@ -1581,7 +1581,7 @@
             <w:noProof/>
             <w:webHidden/>
           </w:rPr>
-          <w:t>9</w:t>
+          <w:t>11</w:t>
         </w:r>
         <w:r>
           <w:rPr>
@@ -1602,13 +1602,13 @@
           <w:noProof/>
         </w:rPr>
       </w:pPr>
-      <w:hyperlink w:anchor="_Toc228116217" w:history="1">
+      <w:hyperlink w:anchor="_Toc228118487" w:history="1">
         <w:r>
           <w:rPr>
             <w:rStyle w:val="Hyperlink"/>
             <w:noProof/>
           </w:rPr>
-          <w:t>Step 5 — Pull and start all services</w:t>
+          <w:t>Step 5 — Copy SeaTunnel .jar connector files</w:t>
         </w:r>
         <w:r>
           <w:rPr>
@@ -1629,7 +1629,7 @@
             <w:noProof/>
             <w:webHidden/>
           </w:rPr>
-          <w:instrText xml:space="preserve"> PAGEREF _Toc228116217 \h </w:instrText>
+          <w:instrText xml:space="preserve"> PAGEREF _Toc228118487 \h </w:instrText>
         </w:r>
         <w:r>
           <w:rPr>
@@ -1649,7 +1649,7 @@
             <w:noProof/>
             <w:webHidden/>
           </w:rPr>
-          <w:t>10</w:t>
+          <w:t>11</w:t>
         </w:r>
         <w:r>
           <w:rPr>
@@ -1670,13 +1670,13 @@
           <w:noProof/>
         </w:rPr>
       </w:pPr>
-      <w:hyperlink w:anchor="_Toc228116218" w:history="1">
+      <w:hyperlink w:anchor="_Toc228118488" w:history="1">
         <w:r>
           <w:rPr>
             <w:rStyle w:val="Hyperlink"/>
             <w:noProof/>
           </w:rPr>
-          <w:t>Step 6 — Initialise the database</w:t>
+          <w:t>Step 6 — Pull and start all services</w:t>
         </w:r>
         <w:r>
           <w:rPr>
@@ -1697,7 +1697,7 @@
             <w:noProof/>
             <w:webHidden/>
           </w:rPr>
-          <w:instrText xml:space="preserve"> PAGEREF _Toc228116218 \h </w:instrText>
+          <w:instrText xml:space="preserve"> PAGEREF _Toc228118488 \h </w:instrText>
         </w:r>
         <w:r>
           <w:rPr>
@@ -1717,7 +1717,7 @@
             <w:noProof/>
             <w:webHidden/>
           </w:rPr>
-          <w:t>10</w:t>
+          <w:t>12</w:t>
         </w:r>
         <w:r>
           <w:rPr>
@@ -1738,13 +1738,13 @@
           <w:noProof/>
         </w:rPr>
       </w:pPr>
-      <w:hyperlink w:anchor="_Toc228116219" w:history="1">
+      <w:hyperlink w:anchor="_Toc228118489" w:history="1">
         <w:r>
           <w:rPr>
             <w:rStyle w:val="Hyperlink"/>
             <w:noProof/>
           </w:rPr>
-          <w:t>Step 7 — Install custom modules (in dependency order)</w:t>
+          <w:t>Step 7 — Initialise the database</w:t>
         </w:r>
         <w:r>
           <w:rPr>
@@ -1765,7 +1765,7 @@
             <w:noProof/>
             <w:webHidden/>
           </w:rPr>
-          <w:instrText xml:space="preserve"> PAGEREF _Toc228116219 \h </w:instrText>
+          <w:instrText xml:space="preserve"> PAGEREF _Toc228118489 \h </w:instrText>
         </w:r>
         <w:r>
           <w:rPr>
@@ -1785,7 +1785,7 @@
             <w:noProof/>
             <w:webHidden/>
           </w:rPr>
-          <w:t>11</w:t>
+          <w:t>12</w:t>
         </w:r>
         <w:r>
           <w:rPr>
@@ -1806,13 +1806,13 @@
           <w:noProof/>
         </w:rPr>
       </w:pPr>
-      <w:hyperlink w:anchor="_Toc228116220" w:history="1">
+      <w:hyperlink w:anchor="_Toc228118490" w:history="1">
         <w:r>
           <w:rPr>
             <w:rStyle w:val="Hyperlink"/>
             <w:noProof/>
           </w:rPr>
-          <w:t>Step 8 — Configure Nginx</w:t>
+          <w:t>Step 8 — Install custom modules (in dependency order)</w:t>
         </w:r>
         <w:r>
           <w:rPr>
@@ -1833,7 +1833,7 @@
             <w:noProof/>
             <w:webHidden/>
           </w:rPr>
-          <w:instrText xml:space="preserve"> PAGEREF _Toc228116220 \h </w:instrText>
+          <w:instrText xml:space="preserve"> PAGEREF _Toc228118490 \h </w:instrText>
         </w:r>
         <w:r>
           <w:rPr>
@@ -1853,7 +1853,7 @@
             <w:noProof/>
             <w:webHidden/>
           </w:rPr>
-          <w:t>11</w:t>
+          <w:t>12</w:t>
         </w:r>
         <w:r>
           <w:rPr>
@@ -1874,13 +1874,13 @@
           <w:noProof/>
         </w:rPr>
       </w:pPr>
-      <w:hyperlink w:anchor="_Toc228116221" w:history="1">
+      <w:hyperlink w:anchor="_Toc228118491" w:history="1">
         <w:r>
           <w:rPr>
             <w:rStyle w:val="Hyperlink"/>
             <w:noProof/>
           </w:rPr>
-          <w:t>Step 9 — Verify the deployment</w:t>
+          <w:t>Step 9 — Configure Nginx</w:t>
         </w:r>
         <w:r>
           <w:rPr>
@@ -1901,7 +1901,7 @@
             <w:noProof/>
             <w:webHidden/>
           </w:rPr>
-          <w:instrText xml:space="preserve"> PAGEREF _Toc228116221 \h </w:instrText>
+          <w:instrText xml:space="preserve"> PAGEREF _Toc228118491 \h </w:instrText>
         </w:r>
         <w:r>
           <w:rPr>
@@ -1921,7 +1921,75 @@
             <w:noProof/>
             <w:webHidden/>
           </w:rPr>
-          <w:t>11</w:t>
+          <w:t>13</w:t>
+        </w:r>
+        <w:r>
+          <w:rPr>
+            <w:noProof/>
+            <w:webHidden/>
+          </w:rPr>
+          <w:fldChar w:fldCharType="end"/>
+        </w:r>
+      </w:hyperlink>
+    </w:p>
+    <w:p>
+      <w:pPr>
+        <w:pStyle w:val="TOC2"/>
+        <w:tabs>
+          <w:tab w:val="right" w:leader="dot" w:pos="8630"/>
+        </w:tabs>
+        <w:rPr>
+          <w:noProof/>
+        </w:rPr>
+      </w:pPr>
+      <w:hyperlink w:anchor="_Toc228118492" w:history="1">
+        <w:r>
+          <w:rPr>
+            <w:rStyle w:val="Hyperlink"/>
+            <w:noProof/>
+          </w:rPr>
+          <w:t>Step 10 — Verify the deployment</w:t>
+        </w:r>
+        <w:r>
+          <w:rPr>
+            <w:noProof/>
+            <w:webHidden/>
+          </w:rPr>
+          <w:tab/>
+        </w:r>
+        <w:r>
+          <w:rPr>
+            <w:noProof/>
+            <w:webHidden/>
+          </w:rPr>
+          <w:fldChar w:fldCharType="begin"/>
+        </w:r>
+        <w:r>
+          <w:rPr>
+            <w:noProof/>
+            <w:webHidden/>
+          </w:rPr>
+          <w:instrText xml:space="preserve"> PAGEREF _Toc228118492 \h </w:instrText>
+        </w:r>
+        <w:r>
+          <w:rPr>
+            <w:noProof/>
+            <w:webHidden/>
+          </w:rPr>
+        </w:r>
+        <w:r>
+          <w:rPr>
+            <w:noProof/>
+            <w:webHidden/>
+          </w:rPr>
+          <w:fldChar w:fldCharType="separate"/>
+        </w:r>
+        <w:r>
+          <w:rPr>
+            <w:noProof/>
+            <w:webHidden/>
+          </w:rPr>
+          <w:t>13</w:t>
         </w:r>
         <w:r>
           <w:rPr>
@@ -1942,7 +2010,7 @@
           <w:noProof/>
         </w:rPr>
       </w:pPr>
-      <w:hyperlink w:anchor="_Toc228116222" w:history="1">
+      <w:hyperlink w:anchor="_Toc228118493" w:history="1">
         <w:r>
           <w:rPr>
             <w:rStyle w:val="Hyperlink"/>
@@ -1969,7 +2037,7 @@
             <w:noProof/>
             <w:webHidden/>
           </w:rPr>
-          <w:instrText xml:space="preserve"> PAGEREF _Toc228116222 \h </w:instrText>
+          <w:instrText xml:space="preserve"> PAGEREF _Toc228118493 \h </w:instrText>
         </w:r>
         <w:r>
           <w:rPr>
@@ -1989,7 +2057,7 @@
             <w:noProof/>
             <w:webHidden/>
           </w:rPr>
-          <w:t>12</w:t>
+          <w:t>13</w:t>
         </w:r>
         <w:r>
           <w:rPr>
@@ -2010,7 +2078,7 @@
           <w:noProof/>
         </w:rPr>
       </w:pPr>
-      <w:hyperlink w:anchor="_Toc228116223" w:history="1">
+      <w:hyperlink w:anchor="_Toc228118494" w:history="1">
         <w:r>
           <w:rPr>
             <w:rStyle w:val="Hyperlink"/>
@@ -2037,7 +2105,7 @@
             <w:noProof/>
             <w:webHidden/>
           </w:rPr>
-          <w:instrText xml:space="preserve"> PAGEREF _Toc228116223 \h </w:instrText>
+          <w:instrText xml:space="preserve"> PAGEREF _Toc228118494 \h </w:instrText>
         </w:r>
         <w:r>
           <w:rPr>
@@ -2057,7 +2125,7 @@
             <w:noProof/>
             <w:webHidden/>
           </w:rPr>
-          <w:t>12</w:t>
+          <w:t>13</w:t>
         </w:r>
         <w:r>
           <w:rPr>
@@ -2078,7 +2146,7 @@
           <w:noProof/>
         </w:rPr>
       </w:pPr>
-      <w:hyperlink w:anchor="_Toc228116224" w:history="1">
+      <w:hyperlink w:anchor="_Toc228118495" w:history="1">
         <w:r>
           <w:rPr>
             <w:rStyle w:val="Hyperlink"/>
@@ -2105,7 +2173,7 @@
             <w:noProof/>
             <w:webHidden/>
           </w:rPr>
-          <w:instrText xml:space="preserve"> PAGEREF _Toc228116224 \h </w:instrText>
+          <w:instrText xml:space="preserve"> PAGEREF _Toc228118495 \h </w:instrText>
         </w:r>
         <w:r>
           <w:rPr>
@@ -2125,7 +2193,7 @@
             <w:noProof/>
             <w:webHidden/>
           </w:rPr>
-          <w:t>12</w:t>
+          <w:t>13</w:t>
         </w:r>
         <w:r>
           <w:rPr>
@@ -2146,7 +2214,7 @@
           <w:noProof/>
         </w:rPr>
       </w:pPr>
-      <w:hyperlink w:anchor="_Toc228116225" w:history="1">
+      <w:hyperlink w:anchor="_Toc228118496" w:history="1">
         <w:r>
           <w:rPr>
             <w:rStyle w:val="Hyperlink"/>
@@ -2173,7 +2241,7 @@
             <w:noProof/>
             <w:webHidden/>
           </w:rPr>
-          <w:instrText xml:space="preserve"> PAGEREF _Toc228116225 \h </w:instrText>
+          <w:instrText xml:space="preserve"> PAGEREF _Toc228118496 \h </w:instrText>
         </w:r>
         <w:r>
           <w:rPr>
@@ -2193,7 +2261,7 @@
             <w:noProof/>
             <w:webHidden/>
           </w:rPr>
-          <w:t>12</w:t>
+          <w:t>14</w:t>
         </w:r>
         <w:r>
           <w:rPr>
@@ -2214,7 +2282,7 @@
           <w:noProof/>
         </w:rPr>
       </w:pPr>
-      <w:hyperlink w:anchor="_Toc228116226" w:history="1">
+      <w:hyperlink w:anchor="_Toc228118497" w:history="1">
         <w:r>
           <w:rPr>
             <w:rStyle w:val="Hyperlink"/>
@@ -2241,7 +2309,7 @@
             <w:noProof/>
             <w:webHidden/>
           </w:rPr>
-          <w:instrText xml:space="preserve"> PAGEREF _Toc228116226 \h </w:instrText>
+          <w:instrText xml:space="preserve"> PAGEREF _Toc228118497 \h </w:instrText>
         </w:r>
         <w:r>
           <w:rPr>
@@ -2261,7 +2329,7 @@
             <w:noProof/>
             <w:webHidden/>
           </w:rPr>
-          <w:t>12</w:t>
+          <w:t>14</w:t>
         </w:r>
         <w:r>
           <w:rPr>
@@ -2282,7 +2350,7 @@
           <w:noProof/>
         </w:rPr>
       </w:pPr>
-      <w:hyperlink w:anchor="_Toc228116227" w:history="1">
+      <w:hyperlink w:anchor="_Toc228118498" w:history="1">
         <w:r>
           <w:rPr>
             <w:rStyle w:val="Hyperlink"/>
@@ -2309,7 +2377,7 @@
             <w:noProof/>
             <w:webHidden/>
           </w:rPr>
-          <w:instrText xml:space="preserve"> PAGEREF _Toc228116227 \h </w:instrText>
+          <w:instrText xml:space="preserve"> PAGEREF _Toc228118498 \h </w:instrText>
         </w:r>
         <w:r>
           <w:rPr>
@@ -2329,7 +2397,7 @@
             <w:noProof/>
             <w:webHidden/>
           </w:rPr>
-          <w:t>12</w:t>
+          <w:t>14</w:t>
         </w:r>
         <w:r>
           <w:rPr>
@@ -2350,7 +2418,7 @@
           <w:noProof/>
         </w:rPr>
       </w:pPr>
-      <w:hyperlink w:anchor="_Toc228116228" w:history="1">
+      <w:hyperlink w:anchor="_Toc228118499" w:history="1">
         <w:r>
           <w:rPr>
             <w:rStyle w:val="Hyperlink"/>
@@ -2377,7 +2445,7 @@
             <w:noProof/>
             <w:webHidden/>
           </w:rPr>
-          <w:instrText xml:space="preserve"> PAGEREF _Toc228116228 \h </w:instrText>
+          <w:instrText xml:space="preserve"> PAGEREF _Toc228118499 \h </w:instrText>
         </w:r>
         <w:r>
           <w:rPr>
@@ -2397,7 +2465,7 @@
             <w:noProof/>
             <w:webHidden/>
           </w:rPr>
-          <w:t>13</w:t>
+          <w:t>14</w:t>
         </w:r>
         <w:r>
           <w:rPr>
@@ -2418,7 +2486,7 @@
           <w:noProof/>
         </w:rPr>
       </w:pPr>
-      <w:hyperlink w:anchor="_Toc228116229" w:history="1">
+      <w:hyperlink w:anchor="_Toc228118500" w:history="1">
         <w:r>
           <w:rPr>
             <w:rStyle w:val="Hyperlink"/>
@@ -2445,7 +2513,7 @@
             <w:noProof/>
             <w:webHidden/>
           </w:rPr>
-          <w:instrText xml:space="preserve"> PAGEREF _Toc228116229 \h </w:instrText>
+          <w:instrText xml:space="preserve"> PAGEREF _Toc228118500 \h </w:instrText>
         </w:r>
         <w:r>
           <w:rPr>
@@ -2465,7 +2533,7 @@
             <w:noProof/>
             <w:webHidden/>
           </w:rPr>
-          <w:t>13</w:t>
+          <w:t>14</w:t>
         </w:r>
         <w:r>
           <w:rPr>
@@ -2486,13 +2554,13 @@
           <w:noProof/>
         </w:rPr>
       </w:pPr>
-      <w:hyperlink w:anchor="_Toc228116230" w:history="1">
+      <w:hyperlink w:anchor="_Toc228118501" w:history="1">
         <w:r>
           <w:rPr>
             <w:rStyle w:val="Hyperlink"/>
             <w:noProof/>
           </w:rPr>
-          <w:t>8.2  queue_job channels</w:t>
+          <w:t>8.2  fastapi/.env</w:t>
         </w:r>
         <w:r>
           <w:rPr>
@@ -2513,7 +2581,7 @@
             <w:noProof/>
             <w:webHidden/>
           </w:rPr>
-          <w:instrText xml:space="preserve"> PAGEREF _Toc228116230 \h </w:instrText>
+          <w:instrText xml:space="preserve"> PAGEREF _Toc228118501 \h </w:instrText>
         </w:r>
         <w:r>
           <w:rPr>
@@ -2533,7 +2601,7 @@
             <w:noProof/>
             <w:webHidden/>
           </w:rPr>
-          <w:t>13</w:t>
+          <w:t>15</w:t>
         </w:r>
         <w:r>
           <w:rPr>
@@ -2554,13 +2622,13 @@
           <w:noProof/>
         </w:rPr>
       </w:pPr>
-      <w:hyperlink w:anchor="_Toc228116231" w:history="1">
+      <w:hyperlink w:anchor="_Toc228118502" w:history="1">
         <w:r>
           <w:rPr>
             <w:rStyle w:val="Hyperlink"/>
             <w:noProof/>
           </w:rPr>
-          <w:t>8.3  Redis configuration</w:t>
+          <w:t>8.3  queue_job channels</w:t>
         </w:r>
         <w:r>
           <w:rPr>
@@ -2581,7 +2649,7 @@
             <w:noProof/>
             <w:webHidden/>
           </w:rPr>
-          <w:instrText xml:space="preserve"> PAGEREF _Toc228116231 \h </w:instrText>
+          <w:instrText xml:space="preserve"> PAGEREF _Toc228118502 \h </w:instrText>
         </w:r>
         <w:r>
           <w:rPr>
@@ -2601,7 +2669,75 @@
             <w:noProof/>
             <w:webHidden/>
           </w:rPr>
-          <w:t>13</w:t>
+          <w:t>15</w:t>
+        </w:r>
+        <w:r>
+          <w:rPr>
+            <w:noProof/>
+            <w:webHidden/>
+          </w:rPr>
+          <w:fldChar w:fldCharType="end"/>
+        </w:r>
+      </w:hyperlink>
+    </w:p>
+    <w:p>
+      <w:pPr>
+        <w:pStyle w:val="TOC2"/>
+        <w:tabs>
+          <w:tab w:val="right" w:leader="dot" w:pos="8630"/>
+        </w:tabs>
+        <w:rPr>
+          <w:noProof/>
+        </w:rPr>
+      </w:pPr>
+      <w:hyperlink w:anchor="_Toc228118503" w:history="1">
+        <w:r>
+          <w:rPr>
+            <w:rStyle w:val="Hyperlink"/>
+            <w:noProof/>
+          </w:rPr>
+          <w:t>8.4  Redis configuration</w:t>
+        </w:r>
+        <w:r>
+          <w:rPr>
+            <w:noProof/>
+            <w:webHidden/>
+          </w:rPr>
+          <w:tab/>
+        </w:r>
+        <w:r>
+          <w:rPr>
+            <w:noProof/>
+            <w:webHidden/>
+          </w:rPr>
+          <w:fldChar w:fldCharType="begin"/>
+        </w:r>
+        <w:r>
+          <w:rPr>
+            <w:noProof/>
+            <w:webHidden/>
+          </w:rPr>
+          <w:instrText xml:space="preserve"> PAGEREF _Toc228118503 \h </w:instrText>
+        </w:r>
+        <w:r>
+          <w:rPr>
+            <w:noProof/>
+            <w:webHidden/>
+          </w:rPr>
+        </w:r>
+        <w:r>
+          <w:rPr>
+            <w:noProof/>
+            <w:webHidden/>
+          </w:rPr>
+          <w:fldChar w:fldCharType="separate"/>
+        </w:r>
+        <w:r>
+          <w:rPr>
+            <w:noProof/>
+            <w:webHidden/>
+          </w:rPr>
+          <w:t>16</w:t>
         </w:r>
         <w:r>
           <w:rPr>
@@ -2622,7 +2758,7 @@
           <w:noProof/>
         </w:rPr>
       </w:pPr>
-      <w:hyperlink w:anchor="_Toc228116232" w:history="1">
+      <w:hyperlink w:anchor="_Toc228118504" w:history="1">
         <w:r>
           <w:rPr>
             <w:rStyle w:val="Hyperlink"/>
@@ -2649,7 +2785,7 @@
             <w:noProof/>
             <w:webHidden/>
           </w:rPr>
-          <w:instrText xml:space="preserve"> PAGEREF _Toc228116232 \h </w:instrText>
+          <w:instrText xml:space="preserve"> PAGEREF _Toc228118504 \h </w:instrText>
         </w:r>
         <w:r>
           <w:rPr>
@@ -2669,7 +2805,7 @@
             <w:noProof/>
             <w:webHidden/>
           </w:rPr>
-          <w:t>13</w:t>
+          <w:t>16</w:t>
         </w:r>
         <w:r>
           <w:rPr>
@@ -2690,7 +2826,7 @@
           <w:noProof/>
         </w:rPr>
       </w:pPr>
-      <w:hyperlink w:anchor="_Toc228116233" w:history="1">
+      <w:hyperlink w:anchor="_Toc228118505" w:history="1">
         <w:r>
           <w:rPr>
             <w:rStyle w:val="Hyperlink"/>
@@ -2717,7 +2853,7 @@
             <w:noProof/>
             <w:webHidden/>
           </w:rPr>
-          <w:instrText xml:space="preserve"> PAGEREF _Toc228116233 \h </w:instrText>
+          <w:instrText xml:space="preserve"> PAGEREF _Toc228118505 \h </w:instrText>
         </w:r>
         <w:r>
           <w:rPr>
@@ -2737,7 +2873,7 @@
             <w:noProof/>
             <w:webHidden/>
           </w:rPr>
-          <w:t>13</w:t>
+          <w:t>16</w:t>
         </w:r>
         <w:r>
           <w:rPr>
@@ -2758,7 +2894,7 @@
           <w:noProof/>
         </w:rPr>
       </w:pPr>
-      <w:hyperlink w:anchor="_Toc228116234" w:history="1">
+      <w:hyperlink w:anchor="_Toc228118506" w:history="1">
         <w:r>
           <w:rPr>
             <w:rStyle w:val="Hyperlink"/>
@@ -2785,7 +2921,7 @@
             <w:noProof/>
             <w:webHidden/>
           </w:rPr>
-          <w:instrText xml:space="preserve"> PAGEREF _Toc228116234 \h </w:instrText>
+          <w:instrText xml:space="preserve"> PAGEREF _Toc228118506 \h </w:instrText>
         </w:r>
         <w:r>
           <w:rPr>
@@ -2805,7 +2941,7 @@
             <w:noProof/>
             <w:webHidden/>
           </w:rPr>
-          <w:t>14</w:t>
+          <w:t>16</w:t>
         </w:r>
         <w:r>
           <w:rPr>
@@ -2826,7 +2962,7 @@
           <w:noProof/>
         </w:rPr>
       </w:pPr>
-      <w:hyperlink w:anchor="_Toc228116235" w:history="1">
+      <w:hyperlink w:anchor="_Toc228118507" w:history="1">
         <w:r>
           <w:rPr>
             <w:rStyle w:val="Hyperlink"/>
@@ -2853,7 +2989,7 @@
             <w:noProof/>
             <w:webHidden/>
           </w:rPr>
-          <w:instrText xml:space="preserve"> PAGEREF _Toc228116235 \h </w:instrText>
+          <w:instrText xml:space="preserve"> PAGEREF _Toc228118507 \h </w:instrText>
         </w:r>
         <w:r>
           <w:rPr>
@@ -2873,7 +3009,7 @@
             <w:noProof/>
             <w:webHidden/>
           </w:rPr>
-          <w:t>14</w:t>
+          <w:t>17</w:t>
         </w:r>
         <w:r>
           <w:rPr>
@@ -2894,7 +3030,7 @@
           <w:noProof/>
         </w:rPr>
       </w:pPr>
-      <w:hyperlink w:anchor="_Toc228116236" w:history="1">
+      <w:hyperlink w:anchor="_Toc228118508" w:history="1">
         <w:r>
           <w:rPr>
             <w:rStyle w:val="Hyperlink"/>
@@ -2921,7 +3057,7 @@
             <w:noProof/>
             <w:webHidden/>
           </w:rPr>
-          <w:instrText xml:space="preserve"> PAGEREF _Toc228116236 \h </w:instrText>
+          <w:instrText xml:space="preserve"> PAGEREF _Toc228118508 \h </w:instrText>
         </w:r>
         <w:r>
           <w:rPr>
@@ -2941,7 +3077,7 @@
             <w:noProof/>
             <w:webHidden/>
           </w:rPr>
-          <w:t>15</w:t>
+          <w:t>18</w:t>
         </w:r>
         <w:r>
           <w:rPr>
@@ -2962,7 +3098,7 @@
           <w:noProof/>
         </w:rPr>
       </w:pPr>
-      <w:hyperlink w:anchor="_Toc228116237" w:history="1">
+      <w:hyperlink w:anchor="_Toc228118509" w:history="1">
         <w:r>
           <w:rPr>
             <w:rStyle w:val="Hyperlink"/>
@@ -2989,7 +3125,7 @@
             <w:noProof/>
             <w:webHidden/>
           </w:rPr>
-          <w:instrText xml:space="preserve"> PAGEREF _Toc228116237 \h </w:instrText>
+          <w:instrText xml:space="preserve"> PAGEREF _Toc228118509 \h </w:instrText>
         </w:r>
         <w:r>
           <w:rPr>
@@ -3009,7 +3145,7 @@
             <w:noProof/>
             <w:webHidden/>
           </w:rPr>
-          <w:t>15</w:t>
+          <w:t>18</w:t>
         </w:r>
         <w:r>
           <w:rPr>
@@ -3030,7 +3166,7 @@
           <w:noProof/>
         </w:rPr>
       </w:pPr>
-      <w:hyperlink w:anchor="_Toc228116238" w:history="1">
+      <w:hyperlink w:anchor="_Toc228118510" w:history="1">
         <w:r>
           <w:rPr>
             <w:rStyle w:val="Hyperlink"/>
@@ -3057,7 +3193,7 @@
             <w:noProof/>
             <w:webHidden/>
           </w:rPr>
-          <w:instrText xml:space="preserve"> PAGEREF _Toc228116238 \h </w:instrText>
+          <w:instrText xml:space="preserve"> PAGEREF _Toc228118510 \h </w:instrText>
         </w:r>
         <w:r>
           <w:rPr>
@@ -3077,7 +3213,7 @@
             <w:noProof/>
             <w:webHidden/>
           </w:rPr>
-          <w:t>15</w:t>
+          <w:t>18</w:t>
         </w:r>
         <w:r>
           <w:rPr>
@@ -3098,7 +3234,7 @@
           <w:noProof/>
         </w:rPr>
       </w:pPr>
-      <w:hyperlink w:anchor="_Toc228116239" w:history="1">
+      <w:hyperlink w:anchor="_Toc228118511" w:history="1">
         <w:r>
           <w:rPr>
             <w:rStyle w:val="Hyperlink"/>
@@ -3125,7 +3261,7 @@
             <w:noProof/>
             <w:webHidden/>
           </w:rPr>
-          <w:instrText xml:space="preserve"> PAGEREF _Toc228116239 \h </w:instrText>
+          <w:instrText xml:space="preserve"> PAGEREF _Toc228118511 \h </w:instrText>
         </w:r>
         <w:r>
           <w:rPr>
@@ -3145,7 +3281,7 @@
             <w:noProof/>
             <w:webHidden/>
           </w:rPr>
-          <w:t>16</w:t>
+          <w:t>18</w:t>
         </w:r>
         <w:r>
           <w:rPr>
@@ -3166,7 +3302,7 @@
           <w:noProof/>
         </w:rPr>
       </w:pPr>
-      <w:hyperlink w:anchor="_Toc228116240" w:history="1">
+      <w:hyperlink w:anchor="_Toc228118512" w:history="1">
         <w:r>
           <w:rPr>
             <w:rStyle w:val="Hyperlink"/>
@@ -3193,7 +3329,7 @@
             <w:noProof/>
             <w:webHidden/>
           </w:rPr>
-          <w:instrText xml:space="preserve"> PAGEREF _Toc228116240 \h </w:instrText>
+          <w:instrText xml:space="preserve"> PAGEREF _Toc228118512 \h </w:instrText>
         </w:r>
         <w:r>
           <w:rPr>
@@ -3213,7 +3349,7 @@
             <w:noProof/>
             <w:webHidden/>
           </w:rPr>
-          <w:t>16</w:t>
+          <w:t>18</w:t>
         </w:r>
         <w:r>
           <w:rPr>
@@ -3234,7 +3370,7 @@
           <w:noProof/>
         </w:rPr>
       </w:pPr>
-      <w:hyperlink w:anchor="_Toc228116241" w:history="1">
+      <w:hyperlink w:anchor="_Toc228118513" w:history="1">
         <w:r>
           <w:rPr>
             <w:rStyle w:val="Hyperlink"/>
@@ -3261,7 +3397,7 @@
             <w:noProof/>
             <w:webHidden/>
           </w:rPr>
-          <w:instrText xml:space="preserve"> PAGEREF _Toc228116241 \h </w:instrText>
+          <w:instrText xml:space="preserve"> PAGEREF _Toc228118513 \h </w:instrText>
         </w:r>
         <w:r>
           <w:rPr>
@@ -3281,7 +3417,7 @@
             <w:noProof/>
             <w:webHidden/>
           </w:rPr>
-          <w:t>16</w:t>
+          <w:t>19</w:t>
         </w:r>
         <w:r>
           <w:rPr>
@@ -3302,7 +3438,7 @@
           <w:noProof/>
         </w:rPr>
       </w:pPr>
-      <w:hyperlink w:anchor="_Toc228116242" w:history="1">
+      <w:hyperlink w:anchor="_Toc228118514" w:history="1">
         <w:r>
           <w:rPr>
             <w:rStyle w:val="Hyperlink"/>
@@ -3329,7 +3465,7 @@
             <w:noProof/>
             <w:webHidden/>
           </w:rPr>
-          <w:instrText xml:space="preserve"> PAGEREF _Toc228116242 \h </w:instrText>
+          <w:instrText xml:space="preserve"> PAGEREF _Toc228118514 \h </w:instrText>
         </w:r>
         <w:r>
           <w:rPr>
@@ -3349,7 +3485,7 @@
             <w:noProof/>
             <w:webHidden/>
           </w:rPr>
-          <w:t>17</w:t>
+          <w:t>20</w:t>
         </w:r>
         <w:r>
           <w:rPr>
@@ -3370,7 +3506,7 @@
           <w:noProof/>
         </w:rPr>
       </w:pPr>
-      <w:hyperlink w:anchor="_Toc228116243" w:history="1">
+      <w:hyperlink w:anchor="_Toc228118515" w:history="1">
         <w:r>
           <w:rPr>
             <w:rStyle w:val="Hyperlink"/>
@@ -3397,7 +3533,7 @@
             <w:noProof/>
             <w:webHidden/>
           </w:rPr>
-          <w:instrText xml:space="preserve"> PAGEREF _Toc228116243 \h </w:instrText>
+          <w:instrText xml:space="preserve"> PAGEREF _Toc228118515 \h </w:instrText>
         </w:r>
         <w:r>
           <w:rPr>
@@ -3417,7 +3553,7 @@
             <w:noProof/>
             <w:webHidden/>
           </w:rPr>
-          <w:t>18</w:t>
+          <w:t>20</w:t>
         </w:r>
         <w:r>
           <w:rPr>
@@ -3438,7 +3574,7 @@
           <w:noProof/>
         </w:rPr>
       </w:pPr>
-      <w:hyperlink w:anchor="_Toc228116244" w:history="1">
+      <w:hyperlink w:anchor="_Toc228118516" w:history="1">
         <w:r>
           <w:rPr>
             <w:rStyle w:val="Hyperlink"/>
@@ -3465,7 +3601,7 @@
             <w:noProof/>
             <w:webHidden/>
           </w:rPr>
-          <w:instrText xml:space="preserve"> PAGEREF _Toc228116244 \h </w:instrText>
+          <w:instrText xml:space="preserve"> PAGEREF _Toc228118516 \h </w:instrText>
         </w:r>
         <w:r>
           <w:rPr>
@@ -3485,7 +3621,7 @@
             <w:noProof/>
             <w:webHidden/>
           </w:rPr>
-          <w:t>21</w:t>
+          <w:t>22</w:t>
         </w:r>
         <w:r>
           <w:rPr>
@@ -3514,7 +3650,7 @@
       <w:pPr>
         <w:pStyle w:val="Heading1"/>
       </w:pPr>
-      <w:bookmarkStart w:id="1" w:name="_Toc228116196"/>
+      <w:bookmarkStart w:id="1" w:name="_Toc228118466"/>
       <w:r>
         <w:lastRenderedPageBreak/>
         <w:t>1. Project Overview</w:t>
@@ -3530,7 +3666,7 @@
       <w:pPr>
         <w:pStyle w:val="Heading2"/>
       </w:pPr>
-      <w:bookmarkStart w:id="2" w:name="_Toc228116197"/>
+      <w:bookmarkStart w:id="2" w:name="_Toc228118467"/>
       <w:r>
         <w:t>1.1  Business Context</w:t>
       </w:r>
@@ -3572,7 +3708,7 @@
       <w:pPr>
         <w:pStyle w:val="Heading2"/>
       </w:pPr>
-      <w:bookmarkStart w:id="3" w:name="_Toc228116198"/>
+      <w:bookmarkStart w:id="3" w:name="_Toc228118468"/>
       <w:r>
         <w:t>1.2  Key Capabilities</w:t>
       </w:r>
@@ -3798,7 +3934,7 @@
       <w:pPr>
         <w:pStyle w:val="Heading1"/>
       </w:pPr>
-      <w:bookmarkStart w:id="4" w:name="_Toc228116199"/>
+      <w:bookmarkStart w:id="4" w:name="_Toc228118469"/>
       <w:r>
         <w:t>2. Technology Stack</w:t>
       </w:r>
@@ -4095,7 +4231,7 @@
       <w:pPr>
         <w:pStyle w:val="Heading2"/>
       </w:pPr>
-      <w:bookmarkStart w:id="5" w:name="_Toc228116200"/>
+      <w:bookmarkStart w:id="5" w:name="_Toc228118470"/>
       <w:r>
         <w:t>2.1  Third-Party Odoo Addons</w:t>
       </w:r>
@@ -4299,7 +4435,7 @@
       <w:pPr>
         <w:pStyle w:val="Heading1"/>
       </w:pPr>
-      <w:bookmarkStart w:id="6" w:name="_Toc228116201"/>
+      <w:bookmarkStart w:id="6" w:name="_Toc228118471"/>
       <w:r>
         <w:lastRenderedPageBreak/>
         <w:t>3. System Architecture</w:t>
@@ -4310,7 +4446,7 @@
       <w:pPr>
         <w:pStyle w:val="Heading2"/>
       </w:pPr>
-      <w:bookmarkStart w:id="7" w:name="_Toc228116202"/>
+      <w:bookmarkStart w:id="7" w:name="_Toc228118472"/>
       <w:r>
         <w:t>3.1  Infrastructure Overview</w:t>
       </w:r>
@@ -4334,7 +4470,7 @@
       <w:pPr>
         <w:pStyle w:val="Heading2"/>
       </w:pPr>
-      <w:bookmarkStart w:id="8" w:name="_Toc228116203"/>
+      <w:bookmarkStart w:id="8" w:name="_Toc228118473"/>
       <w:r>
         <w:t>3.2  Module Dependency Graph</w:t>
       </w:r>
@@ -4358,7 +4494,7 @@
       <w:pPr>
         <w:pStyle w:val="Heading2"/>
       </w:pPr>
-      <w:bookmarkStart w:id="9" w:name="_Toc228116204"/>
+      <w:bookmarkStart w:id="9" w:name="_Toc228118474"/>
       <w:r>
         <w:t>3.3  Request Flow</w:t>
       </w:r>
@@ -4678,7 +4814,7 @@
       <w:pPr>
         <w:pStyle w:val="Heading2"/>
       </w:pPr>
-      <w:bookmarkStart w:id="10" w:name="_Toc228116205"/>
+      <w:bookmarkStart w:id="10" w:name="_Toc228118475"/>
       <w:r>
         <w:t>3.4  Port Map</w:t>
       </w:r>
@@ -5099,7 +5235,7 @@
       <w:pPr>
         <w:pStyle w:val="Heading1"/>
       </w:pPr>
-      <w:bookmarkStart w:id="11" w:name="_Toc228116206"/>
+      <w:bookmarkStart w:id="11" w:name="_Toc228118476"/>
       <w:r>
         <w:t>4. Repository Structure</w:t>
       </w:r>
@@ -5244,17 +5380,17 @@
           </w:tcPr>
           <w:p>
             <w:r>
-              <w:t>seatunnel/</w:t>
-            </w:r>
-          </w:p>
-        </w:tc>
-        <w:tc>
-          <w:tcPr>
-            <w:tcW w:w="4320" w:type="dxa"/>
-          </w:tcPr>
-          <w:p>
-            <w:r>
-              <w:t>SeaTunnel job configs and YAML definitions</w:t>
+              <w:t>fastapi/.env</w:t>
+            </w:r>
+          </w:p>
+        </w:tc>
+        <w:tc>
+          <w:tcPr>
+            <w:tcW w:w="4320" w:type="dxa"/>
+          </w:tcPr>
+          <w:p>
+            <w:r>
+              <w:t>FastAPI service environment configuration (DB, Odoo, mail, RQ settings)</w:t>
             </w:r>
           </w:p>
         </w:tc>
@@ -5266,17 +5402,17 @@
           </w:tcPr>
           <w:p>
             <w:r>
-              <w:t>.docker/seatunnel/lib/</w:t>
-            </w:r>
-          </w:p>
-        </w:tc>
-        <w:tc>
-          <w:tcPr>
-            <w:tcW w:w="4320" w:type="dxa"/>
-          </w:tcPr>
-          <w:p>
-            <w:r>
-              <w:t>JDBC and connector .jar files required by SeaTunnel</w:t>
+              <w:t>seatunnel/</w:t>
+            </w:r>
+          </w:p>
+        </w:tc>
+        <w:tc>
+          <w:tcPr>
+            <w:tcW w:w="4320" w:type="dxa"/>
+          </w:tcPr>
+          <w:p>
+            <w:r>
+              <w:t>SeaTunnel job configs and YAML definitions</w:t>
             </w:r>
           </w:p>
         </w:tc>
@@ -5288,17 +5424,17 @@
           </w:tcPr>
           <w:p>
             <w:r>
-              <w:t>etc/</w:t>
-            </w:r>
-          </w:p>
-        </w:tc>
-        <w:tc>
-          <w:tcPr>
-            <w:tcW w:w="4320" w:type="dxa"/>
-          </w:tcPr>
-          <w:p>
-            <w:r>
-              <w:t>odoo.conf, requirements.txt, odoo-server.log</w:t>
+              <w:t>.docker/seatunnel/lib/</w:t>
+            </w:r>
+          </w:p>
+        </w:tc>
+        <w:tc>
+          <w:tcPr>
+            <w:tcW w:w="4320" w:type="dxa"/>
+          </w:tcPr>
+          <w:p>
+            <w:r>
+              <w:t>JDBC and connector .jar files required by SeaTunnel</w:t>
             </w:r>
           </w:p>
         </w:tc>
@@ -5310,17 +5446,17 @@
           </w:tcPr>
           <w:p>
             <w:r>
-              <w:t>pgbouncer/</w:t>
-            </w:r>
-          </w:p>
-        </w:tc>
-        <w:tc>
-          <w:tcPr>
-            <w:tcW w:w="4320" w:type="dxa"/>
-          </w:tcPr>
-          <w:p>
-            <w:r>
-              <w:t>PgBouncer configuration and Dockerfile</w:t>
+              <w:t>etc/</w:t>
+            </w:r>
+          </w:p>
+        </w:tc>
+        <w:tc>
+          <w:tcPr>
+            <w:tcW w:w="4320" w:type="dxa"/>
+          </w:tcPr>
+          <w:p>
+            <w:r>
+              <w:t>odoo.conf, requirements.txt, odoo-server.log</w:t>
             </w:r>
           </w:p>
         </w:tc>
@@ -5332,17 +5468,17 @@
           </w:tcPr>
           <w:p>
             <w:r>
-              <w:t>postgresql/</w:t>
-            </w:r>
-          </w:p>
-        </w:tc>
-        <w:tc>
-          <w:tcPr>
-            <w:tcW w:w="4320" w:type="dxa"/>
-          </w:tcPr>
-          <w:p>
-            <w:r>
-              <w:t>PostgreSQL data volume (gitignored)</w:t>
+              <w:t>pgbouncer/</w:t>
+            </w:r>
+          </w:p>
+        </w:tc>
+        <w:tc>
+          <w:tcPr>
+            <w:tcW w:w="4320" w:type="dxa"/>
+          </w:tcPr>
+          <w:p>
+            <w:r>
+              <w:t>PgBouncer configuration and Dockerfile</w:t>
             </w:r>
           </w:p>
         </w:tc>
@@ -5354,17 +5490,17 @@
           </w:tcPr>
           <w:p>
             <w:r>
-              <w:t>nginx.conf</w:t>
-            </w:r>
-          </w:p>
-        </w:tc>
-        <w:tc>
-          <w:tcPr>
-            <w:tcW w:w="4320" w:type="dxa"/>
-          </w:tcPr>
-          <w:p>
-            <w:r>
-              <w:t>Nginx reverse proxy configuration</w:t>
+              <w:t>postgresql/</w:t>
+            </w:r>
+          </w:p>
+        </w:tc>
+        <w:tc>
+          <w:tcPr>
+            <w:tcW w:w="4320" w:type="dxa"/>
+          </w:tcPr>
+          <w:p>
+            <w:r>
+              <w:t>PostgreSQL data volume (gitignored)</w:t>
             </w:r>
           </w:p>
         </w:tc>
@@ -5376,17 +5512,17 @@
           </w:tcPr>
           <w:p>
             <w:r>
-              <w:t>docker-compose.yml</w:t>
-            </w:r>
-          </w:p>
-        </w:tc>
-        <w:tc>
-          <w:tcPr>
-            <w:tcW w:w="4320" w:type="dxa"/>
-          </w:tcPr>
-          <w:p>
-            <w:r>
-              <w:t>Full service orchestration</w:t>
+              <w:t>nginx.conf</w:t>
+            </w:r>
+          </w:p>
+        </w:tc>
+        <w:tc>
+          <w:tcPr>
+            <w:tcW w:w="4320" w:type="dxa"/>
+          </w:tcPr>
+          <w:p>
+            <w:r>
+              <w:t>Nginx reverse proxy configuration</w:t>
             </w:r>
           </w:p>
         </w:tc>
@@ -5398,17 +5534,18 @@
           </w:tcPr>
           <w:p>
             <w:r>
-              <w:t>upgrade_modules.sh</w:t>
-            </w:r>
-          </w:p>
-        </w:tc>
-        <w:tc>
-          <w:tcPr>
-            <w:tcW w:w="4320" w:type="dxa"/>
-          </w:tcPr>
-          <w:p>
-            <w:r>
-              <w:t>Module install/update helper script</w:t>
+              <w:lastRenderedPageBreak/>
+              <w:t>docker-compose.yml</w:t>
+            </w:r>
+          </w:p>
+        </w:tc>
+        <w:tc>
+          <w:tcPr>
+            <w:tcW w:w="4320" w:type="dxa"/>
+          </w:tcPr>
+          <w:p>
+            <w:r>
+              <w:t>Full service orchestration</w:t>
             </w:r>
           </w:p>
         </w:tc>
@@ -5420,17 +5557,17 @@
           </w:tcPr>
           <w:p>
             <w:r>
-              <w:t>init_db.sh</w:t>
-            </w:r>
-          </w:p>
-        </w:tc>
-        <w:tc>
-          <w:tcPr>
-            <w:tcW w:w="4320" w:type="dxa"/>
-          </w:tcPr>
-          <w:p>
-            <w:r>
-              <w:t>Database initialisation script</w:t>
+              <w:t>upgrade_modules.sh</w:t>
+            </w:r>
+          </w:p>
+        </w:tc>
+        <w:tc>
+          <w:tcPr>
+            <w:tcW w:w="4320" w:type="dxa"/>
+          </w:tcPr>
+          <w:p>
+            <w:r>
+              <w:t>Module install/update helper script</w:t>
             </w:r>
           </w:p>
         </w:tc>
@@ -5442,7 +5579,28 @@
           </w:tcPr>
           <w:p>
             <w:r>
-              <w:lastRenderedPageBreak/>
+              <w:t>init_db.sh</w:t>
+            </w:r>
+          </w:p>
+        </w:tc>
+        <w:tc>
+          <w:tcPr>
+            <w:tcW w:w="4320" w:type="dxa"/>
+          </w:tcPr>
+          <w:p>
+            <w:r>
+              <w:t>Database initialisation script</w:t>
+            </w:r>
+          </w:p>
+        </w:tc>
+      </w:tr>
+      <w:tr>
+        <w:tc>
+          <w:tcPr>
+            <w:tcW w:w="4320" w:type="dxa"/>
+          </w:tcPr>
+          <w:p>
+            <w:r>
               <w:t>docs/</w:t>
             </w:r>
           </w:p>
@@ -5464,7 +5622,7 @@
       <w:pPr>
         <w:pStyle w:val="Heading2"/>
       </w:pPr>
-      <w:bookmarkStart w:id="12" w:name="_Toc228116207"/>
+      <w:bookmarkStart w:id="12" w:name="_Toc228118477"/>
       <w:r>
         <w:t>4.1  Custom Module Structure (matrics_addons/)</w:t>
       </w:r>
@@ -5756,7 +5914,7 @@
       <w:pPr>
         <w:pStyle w:val="Heading1"/>
       </w:pPr>
-      <w:bookmarkStart w:id="13" w:name="_Toc228116208"/>
+      <w:bookmarkStart w:id="13" w:name="_Toc228118478"/>
       <w:r>
         <w:t>5. Prerequisites</w:t>
       </w:r>
@@ -5766,7 +5924,7 @@
       <w:pPr>
         <w:pStyle w:val="Heading2"/>
       </w:pPr>
-      <w:bookmarkStart w:id="14" w:name="_Toc228116209"/>
+      <w:bookmarkStart w:id="14" w:name="_Toc228118479"/>
       <w:r>
         <w:t>5.1  Local Development Machine</w:t>
       </w:r>
@@ -5816,7 +5974,7 @@
       <w:pPr>
         <w:pStyle w:val="Heading2"/>
       </w:pPr>
-      <w:bookmarkStart w:id="15" w:name="_Toc228116210"/>
+      <w:bookmarkStart w:id="15" w:name="_Toc228118480"/>
       <w:r>
         <w:t>5.2  Server (Production / Dev)</w:t>
       </w:r>
@@ -5843,6 +6001,7 @@
         <w:pStyle w:val="ListBullet"/>
       </w:pPr>
       <w:r>
+        <w:lastRenderedPageBreak/>
         <w:t>Nginx installed on the host (not in a container)</w:t>
       </w:r>
     </w:p>
@@ -5866,16 +6025,15 @@
       <w:pPr>
         <w:pStyle w:val="Heading2"/>
       </w:pPr>
-      <w:bookmarkStart w:id="16" w:name="_Toc228116211"/>
+      <w:bookmarkStart w:id="16" w:name="_Toc228118481"/>
       <w:r>
-        <w:lastRenderedPageBreak/>
         <w:t>5.3  Credentials &amp; Secrets</w:t>
       </w:r>
       <w:bookmarkEnd w:id="16"/>
     </w:p>
     <w:p>
       <w:r>
-        <w:t>The following values must be set in the .env file before starting:</w:t>
+        <w:t>The following values must be set in the root .env file before starting:</w:t>
       </w:r>
     </w:p>
     <w:p/>
@@ -5924,17 +6082,17 @@
           </w:tcPr>
           <w:p>
             <w:r>
-              <w:t>ODOO_PORT</w:t>
-            </w:r>
-          </w:p>
-        </w:tc>
-        <w:tc>
-          <w:tcPr>
-            <w:tcW w:w="4320" w:type="dxa"/>
-          </w:tcPr>
-          <w:p>
-            <w:r>
-              <w:t>Host-side HTTP port for Odoo (e.g. 10016)</w:t>
+              <w:t>STORAGE_PATH</w:t>
+            </w:r>
+          </w:p>
+        </w:tc>
+        <w:tc>
+          <w:tcPr>
+            <w:tcW w:w="4320" w:type="dxa"/>
+          </w:tcPr>
+          <w:p>
+            <w:r>
+              <w:t>Absolute path on host for persistent volumes</w:t>
             </w:r>
           </w:p>
         </w:tc>
@@ -5946,17 +6104,17 @@
           </w:tcPr>
           <w:p>
             <w:r>
-              <w:t>ODOO_GEVENT_PORT</w:t>
-            </w:r>
-          </w:p>
-        </w:tc>
-        <w:tc>
-          <w:tcPr>
-            <w:tcW w:w="4320" w:type="dxa"/>
-          </w:tcPr>
-          <w:p>
-            <w:r>
-              <w:t>Host-side longpolling port (e.g. 20016)</w:t>
+              <w:t>CONTAINER_NAME</w:t>
+            </w:r>
+          </w:p>
+        </w:tc>
+        <w:tc>
+          <w:tcPr>
+            <w:tcW w:w="4320" w:type="dxa"/>
+          </w:tcPr>
+          <w:p>
+            <w:r>
+              <w:t>Odoo container name (e.g. matrics-app-odoo16-1)</w:t>
             </w:r>
           </w:p>
         </w:tc>
@@ -5968,17 +6126,17 @@
           </w:tcPr>
           <w:p>
             <w:r>
-              <w:t>ODOO_USER</w:t>
-            </w:r>
-          </w:p>
-        </w:tc>
-        <w:tc>
-          <w:tcPr>
-            <w:tcW w:w="4320" w:type="dxa"/>
-          </w:tcPr>
-          <w:p>
-            <w:r>
-              <w:t>PostgreSQL superuser username</w:t>
+              <w:t>DB_CONTAINER</w:t>
+            </w:r>
+          </w:p>
+        </w:tc>
+        <w:tc>
+          <w:tcPr>
+            <w:tcW w:w="4320" w:type="dxa"/>
+          </w:tcPr>
+          <w:p>
+            <w:r>
+              <w:t>Database container name (e.g. matrics-db-1)</w:t>
             </w:r>
           </w:p>
         </w:tc>
@@ -5990,17 +6148,17 @@
           </w:tcPr>
           <w:p>
             <w:r>
-              <w:t>ODOO_PASSWORD</w:t>
-            </w:r>
-          </w:p>
-        </w:tc>
-        <w:tc>
-          <w:tcPr>
-            <w:tcW w:w="4320" w:type="dxa"/>
-          </w:tcPr>
-          <w:p>
-            <w:r>
-              <w:t>PostgreSQL superuser password</w:t>
+              <w:t>DB_NAME</w:t>
+            </w:r>
+          </w:p>
+        </w:tc>
+        <w:tc>
+          <w:tcPr>
+            <w:tcW w:w="4320" w:type="dxa"/>
+          </w:tcPr>
+          <w:p>
+            <w:r>
+              <w:t>PostgreSQL database name</w:t>
             </w:r>
           </w:p>
         </w:tc>
@@ -6012,17 +6170,17 @@
           </w:tcPr>
           <w:p>
             <w:r>
-              <w:t>STORAGE_PATH</w:t>
-            </w:r>
-          </w:p>
-        </w:tc>
-        <w:tc>
-          <w:tcPr>
-            <w:tcW w:w="4320" w:type="dxa"/>
-          </w:tcPr>
-          <w:p>
-            <w:r>
-              <w:t>Absolute path on host for persistent volumes</w:t>
+              <w:t>DB_HOST</w:t>
+            </w:r>
+          </w:p>
+        </w:tc>
+        <w:tc>
+          <w:tcPr>
+            <w:tcW w:w="4320" w:type="dxa"/>
+          </w:tcPr>
+          <w:p>
+            <w:r>
+              <w:t>Database host — always pgbouncer</w:t>
             </w:r>
           </w:p>
         </w:tc>
@@ -6034,17 +6192,17 @@
           </w:tcPr>
           <w:p>
             <w:r>
-              <w:t>REDIS_PORT</w:t>
-            </w:r>
-          </w:p>
-        </w:tc>
-        <w:tc>
-          <w:tcPr>
-            <w:tcW w:w="4320" w:type="dxa"/>
-          </w:tcPr>
-          <w:p>
-            <w:r>
-              <w:t>Redis host-side port (default 6379)</w:t>
+              <w:t>DB_PORT</w:t>
+            </w:r>
+          </w:p>
+        </w:tc>
+        <w:tc>
+          <w:tcPr>
+            <w:tcW w:w="4320" w:type="dxa"/>
+          </w:tcPr>
+          <w:p>
+            <w:r>
+              <w:t>PgBouncer port (5433)</w:t>
             </w:r>
           </w:p>
         </w:tc>
@@ -6056,6 +6214,138 @@
           </w:tcPr>
           <w:p>
             <w:r>
+              <w:t>DB_USER</w:t>
+            </w:r>
+          </w:p>
+        </w:tc>
+        <w:tc>
+          <w:tcPr>
+            <w:tcW w:w="4320" w:type="dxa"/>
+          </w:tcPr>
+          <w:p>
+            <w:r>
+              <w:t>PostgreSQL superuser username</w:t>
+            </w:r>
+          </w:p>
+        </w:tc>
+      </w:tr>
+      <w:tr>
+        <w:tc>
+          <w:tcPr>
+            <w:tcW w:w="4320" w:type="dxa"/>
+          </w:tcPr>
+          <w:p>
+            <w:r>
+              <w:t>DB_PASSWORD</w:t>
+            </w:r>
+          </w:p>
+        </w:tc>
+        <w:tc>
+          <w:tcPr>
+            <w:tcW w:w="4320" w:type="dxa"/>
+          </w:tcPr>
+          <w:p>
+            <w:r>
+              <w:t>PostgreSQL superuser password</w:t>
+            </w:r>
+          </w:p>
+        </w:tc>
+      </w:tr>
+      <w:tr>
+        <w:tc>
+          <w:tcPr>
+            <w:tcW w:w="4320" w:type="dxa"/>
+          </w:tcPr>
+          <w:p>
+            <w:r>
+              <w:t>ODOO_PORT</w:t>
+            </w:r>
+          </w:p>
+        </w:tc>
+        <w:tc>
+          <w:tcPr>
+            <w:tcW w:w="4320" w:type="dxa"/>
+          </w:tcPr>
+          <w:p>
+            <w:r>
+              <w:t>Host-side HTTP port for Odoo (e.g. 10016)</w:t>
+            </w:r>
+          </w:p>
+        </w:tc>
+      </w:tr>
+      <w:tr>
+        <w:tc>
+          <w:tcPr>
+            <w:tcW w:w="4320" w:type="dxa"/>
+          </w:tcPr>
+          <w:p>
+            <w:r>
+              <w:t>ODOO_GEVENT_PORT</w:t>
+            </w:r>
+          </w:p>
+        </w:tc>
+        <w:tc>
+          <w:tcPr>
+            <w:tcW w:w="4320" w:type="dxa"/>
+          </w:tcPr>
+          <w:p>
+            <w:r>
+              <w:t>Host-side longpolling port (e.g. 20016)</w:t>
+            </w:r>
+          </w:p>
+        </w:tc>
+      </w:tr>
+      <w:tr>
+        <w:tc>
+          <w:tcPr>
+            <w:tcW w:w="4320" w:type="dxa"/>
+          </w:tcPr>
+          <w:p>
+            <w:r>
+              <w:t>ODOO_USER</w:t>
+            </w:r>
+          </w:p>
+        </w:tc>
+        <w:tc>
+          <w:tcPr>
+            <w:tcW w:w="4320" w:type="dxa"/>
+          </w:tcPr>
+          <w:p>
+            <w:r>
+              <w:t>Odoo admin username</w:t>
+            </w:r>
+          </w:p>
+        </w:tc>
+      </w:tr>
+      <w:tr>
+        <w:tc>
+          <w:tcPr>
+            <w:tcW w:w="4320" w:type="dxa"/>
+          </w:tcPr>
+          <w:p>
+            <w:r>
+              <w:t>ODOO_PASSWORD</w:t>
+            </w:r>
+          </w:p>
+        </w:tc>
+        <w:tc>
+          <w:tcPr>
+            <w:tcW w:w="4320" w:type="dxa"/>
+          </w:tcPr>
+          <w:p>
+            <w:r>
+              <w:t>Odoo admin password</w:t>
+            </w:r>
+          </w:p>
+        </w:tc>
+      </w:tr>
+      <w:tr>
+        <w:tc>
+          <w:tcPr>
+            <w:tcW w:w="4320" w:type="dxa"/>
+          </w:tcPr>
+          <w:p>
+            <w:r>
               <w:t>FASTAPI_PORT</w:t>
             </w:r>
           </w:p>
@@ -6067,6 +6357,182 @@
           <w:p>
             <w:r>
               <w:t>FastAPI host-side port (default 8001)</w:t>
+            </w:r>
+          </w:p>
+        </w:tc>
+      </w:tr>
+      <w:tr>
+        <w:tc>
+          <w:tcPr>
+            <w:tcW w:w="4320" w:type="dxa"/>
+          </w:tcPr>
+          <w:p>
+            <w:r>
+              <w:t>REDIS_PORT</w:t>
+            </w:r>
+          </w:p>
+        </w:tc>
+        <w:tc>
+          <w:tcPr>
+            <w:tcW w:w="4320" w:type="dxa"/>
+          </w:tcPr>
+          <w:p>
+            <w:r>
+              <w:t>Redis host-side port (default 6379)</w:t>
+            </w:r>
+          </w:p>
+        </w:tc>
+      </w:tr>
+      <w:tr>
+        <w:tc>
+          <w:tcPr>
+            <w:tcW w:w="4320" w:type="dxa"/>
+          </w:tcPr>
+          <w:p>
+            <w:r>
+              <w:t>MYSQL_USER</w:t>
+            </w:r>
+          </w:p>
+        </w:tc>
+        <w:tc>
+          <w:tcPr>
+            <w:tcW w:w="4320" w:type="dxa"/>
+          </w:tcPr>
+          <w:p>
+            <w:r>
+              <w:t>MySQL source database username (SeaTunnel CDC)</w:t>
+            </w:r>
+          </w:p>
+        </w:tc>
+      </w:tr>
+      <w:tr>
+        <w:tc>
+          <w:tcPr>
+            <w:tcW w:w="4320" w:type="dxa"/>
+          </w:tcPr>
+          <w:p>
+            <w:r>
+              <w:t>MYSQL_PASSWORD</w:t>
+            </w:r>
+          </w:p>
+        </w:tc>
+        <w:tc>
+          <w:tcPr>
+            <w:tcW w:w="4320" w:type="dxa"/>
+          </w:tcPr>
+          <w:p>
+            <w:r>
+              <w:t>MySQL source database password</w:t>
+            </w:r>
+          </w:p>
+        </w:tc>
+      </w:tr>
+      <w:tr>
+        <w:tc>
+          <w:tcPr>
+            <w:tcW w:w="4320" w:type="dxa"/>
+          </w:tcPr>
+          <w:p>
+            <w:r>
+              <w:t>PG_HOST</w:t>
+            </w:r>
+          </w:p>
+        </w:tc>
+        <w:tc>
+          <w:tcPr>
+            <w:tcW w:w="4320" w:type="dxa"/>
+          </w:tcPr>
+          <w:p>
+            <w:r>
+              <w:t>PostgreSQL sink host for SeaTunnel (host.docker.internal)</w:t>
+            </w:r>
+          </w:p>
+        </w:tc>
+      </w:tr>
+      <w:tr>
+        <w:tc>
+          <w:tcPr>
+            <w:tcW w:w="4320" w:type="dxa"/>
+          </w:tcPr>
+          <w:p>
+            <w:r>
+              <w:t>PG_PORT</w:t>
+            </w:r>
+          </w:p>
+        </w:tc>
+        <w:tc>
+          <w:tcPr>
+            <w:tcW w:w="4320" w:type="dxa"/>
+          </w:tcPr>
+          <w:p>
+            <w:r>
+              <w:t>PostgreSQL sink port</w:t>
+            </w:r>
+          </w:p>
+        </w:tc>
+      </w:tr>
+      <w:tr>
+        <w:tc>
+          <w:tcPr>
+            <w:tcW w:w="4320" w:type="dxa"/>
+          </w:tcPr>
+          <w:p>
+            <w:r>
+              <w:t>PG_USER</w:t>
+            </w:r>
+          </w:p>
+        </w:tc>
+        <w:tc>
+          <w:tcPr>
+            <w:tcW w:w="4320" w:type="dxa"/>
+          </w:tcPr>
+          <w:p>
+            <w:r>
+              <w:t>PostgreSQL sink username</w:t>
+            </w:r>
+          </w:p>
+        </w:tc>
+      </w:tr>
+      <w:tr>
+        <w:tc>
+          <w:tcPr>
+            <w:tcW w:w="4320" w:type="dxa"/>
+          </w:tcPr>
+          <w:p>
+            <w:r>
+              <w:t>PG_PASSWORD</w:t>
+            </w:r>
+          </w:p>
+        </w:tc>
+        <w:tc>
+          <w:tcPr>
+            <w:tcW w:w="4320" w:type="dxa"/>
+          </w:tcPr>
+          <w:p>
+            <w:r>
+              <w:t>PostgreSQL sink password</w:t>
+            </w:r>
+          </w:p>
+        </w:tc>
+      </w:tr>
+      <w:tr>
+        <w:tc>
+          <w:tcPr>
+            <w:tcW w:w="4320" w:type="dxa"/>
+          </w:tcPr>
+          <w:p>
+            <w:r>
+              <w:t>PG_DATABASE</w:t>
+            </w:r>
+          </w:p>
+        </w:tc>
+        <w:tc>
+          <w:tcPr>
+            <w:tcW w:w="4320" w:type="dxa"/>
+          </w:tcPr>
+          <w:p>
+            <w:r>
+              <w:t>PostgreSQL sink database name</w:t>
             </w:r>
           </w:p>
         </w:tc>
@@ -6077,8 +6543,9 @@
       <w:pPr>
         <w:pStyle w:val="Heading1"/>
       </w:pPr>
-      <w:bookmarkStart w:id="17" w:name="_Toc228116212"/>
+      <w:bookmarkStart w:id="17" w:name="_Toc228118482"/>
       <w:r>
+        <w:lastRenderedPageBreak/>
         <w:t>6. Step-by-Step Setup Guide</w:t>
       </w:r>
       <w:bookmarkEnd w:id="17"/>
@@ -6087,7 +6554,7 @@
       <w:pPr>
         <w:pStyle w:val="Heading2"/>
       </w:pPr>
-      <w:bookmarkStart w:id="18" w:name="_Toc228116213"/>
+      <w:bookmarkStart w:id="18" w:name="_Toc228118483"/>
       <w:r>
         <w:t>Step 1 — Clone the repository</w:t>
       </w:r>
@@ -6133,9 +6600,9 @@
       <w:pPr>
         <w:pStyle w:val="Heading2"/>
       </w:pPr>
-      <w:bookmarkStart w:id="19" w:name="_Toc228116214"/>
+      <w:bookmarkStart w:id="19" w:name="_Toc228118484"/>
       <w:r>
-        <w:t>Step 2 — Create the .env file</w:t>
+        <w:t>Step 2 — Create the root .env file</w:t>
       </w:r>
       <w:bookmarkEnd w:id="19"/>
     </w:p>
@@ -6189,11 +6656,16 @@
       <w:pPr>
         <w:pStyle w:val="Heading2"/>
       </w:pPr>
-      <w:bookmarkStart w:id="20" w:name="_Toc228116215"/>
+      <w:bookmarkStart w:id="20" w:name="_Toc228118485"/>
       <w:r>
-        <w:t>Step 3 — Create storage directories</w:t>
+        <w:t>Step 3 — Create the FastAPI .env file</w:t>
       </w:r>
       <w:bookmarkEnd w:id="20"/>
+    </w:p>
+    <w:p>
+      <w:r>
+        <w:t>The FastAPI service has its own environment file at fastapi/.env. This configures the database connection, Odoo API credentials, mail server, RQ scheduler, and alert job settings.</w:t>
+      </w:r>
     </w:p>
     <w:tbl>
       <w:tblPr>
@@ -6216,7 +6688,7 @@
                 <w:rFonts w:ascii="Courier New" w:hAnsi="Courier New"/>
                 <w:sz w:val="20"/>
               </w:rPr>
-              <w:t>mkdir -p $STORAGE_PATH/odoo16/lib $STORAGE_PATH/odoo16/data</w:t>
+              <w:t>cp fastapi/.env.example fastapi/.env   # ask the team for the actual values</w:t>
             </w:r>
             <w:r>
               <w:rPr>
@@ -6224,7 +6696,716 @@
                 <w:sz w:val="20"/>
               </w:rPr>
               <w:br/>
-              <w:t>mkdir -p $STORAGE_PATH/postgresql $STORAGE_PATH/redis $STORAGE_PATH/seatunnel/logs</w:t>
+              <w:t>nano fastapi/.env</w:t>
+            </w:r>
+          </w:p>
+        </w:tc>
+      </w:tr>
+    </w:tbl>
+    <w:p/>
+    <w:p>
+      <w:r>
+        <w:rPr>
+          <w:b/>
+        </w:rPr>
+        <w:t>Required variables:</w:t>
+      </w:r>
+    </w:p>
+    <w:tbl>
+      <w:tblPr>
+        <w:tblStyle w:val="TableGrid"/>
+        <w:tblW w:w="0" w:type="auto"/>
+        <w:tblLook w:val="04A0" w:firstRow="1" w:lastRow="0" w:firstColumn="1" w:lastColumn="0" w:noHBand="0" w:noVBand="1"/>
+      </w:tblPr>
+      <w:tblGrid>
+        <w:gridCol w:w="4509"/>
+        <w:gridCol w:w="4320"/>
+      </w:tblGrid>
+      <w:tr>
+        <w:tc>
+          <w:tcPr>
+            <w:tcW w:w="4320" w:type="dxa"/>
+          </w:tcPr>
+          <w:p>
+            <w:r>
+              <w:rPr>
+                <w:b/>
+              </w:rPr>
+              <w:t>Variable</w:t>
+            </w:r>
+          </w:p>
+        </w:tc>
+        <w:tc>
+          <w:tcPr>
+            <w:tcW w:w="4320" w:type="dxa"/>
+          </w:tcPr>
+          <w:p>
+            <w:r>
+              <w:rPr>
+                <w:b/>
+              </w:rPr>
+              <w:t>Description</w:t>
+            </w:r>
+          </w:p>
+        </w:tc>
+      </w:tr>
+      <w:tr>
+        <w:tc>
+          <w:tcPr>
+            <w:tcW w:w="4320" w:type="dxa"/>
+          </w:tcPr>
+          <w:p>
+            <w:r>
+              <w:t>POSTGRES_HOST</w:t>
+            </w:r>
+          </w:p>
+        </w:tc>
+        <w:tc>
+          <w:tcPr>
+            <w:tcW w:w="4320" w:type="dxa"/>
+          </w:tcPr>
+          <w:p>
+            <w:r>
+              <w:t>Database host — always pgbouncer</w:t>
+            </w:r>
+          </w:p>
+        </w:tc>
+      </w:tr>
+      <w:tr>
+        <w:tc>
+          <w:tcPr>
+            <w:tcW w:w="4320" w:type="dxa"/>
+          </w:tcPr>
+          <w:p>
+            <w:r>
+              <w:t>POSTGRES_PORT</w:t>
+            </w:r>
+          </w:p>
+        </w:tc>
+        <w:tc>
+          <w:tcPr>
+            <w:tcW w:w="4320" w:type="dxa"/>
+          </w:tcPr>
+          <w:p>
+            <w:r>
+              <w:t>PgBouncer port (5433)</w:t>
+            </w:r>
+          </w:p>
+        </w:tc>
+      </w:tr>
+      <w:tr>
+        <w:tc>
+          <w:tcPr>
+            <w:tcW w:w="4320" w:type="dxa"/>
+          </w:tcPr>
+          <w:p>
+            <w:r>
+              <w:t>POSTGRES_DB</w:t>
+            </w:r>
+          </w:p>
+        </w:tc>
+        <w:tc>
+          <w:tcPr>
+            <w:tcW w:w="4320" w:type="dxa"/>
+          </w:tcPr>
+          <w:p>
+            <w:r>
+              <w:t>PostgreSQL database name</w:t>
+            </w:r>
+          </w:p>
+        </w:tc>
+      </w:tr>
+      <w:tr>
+        <w:tc>
+          <w:tcPr>
+            <w:tcW w:w="4320" w:type="dxa"/>
+          </w:tcPr>
+          <w:p>
+            <w:r>
+              <w:t>POSTGRES_USER</w:t>
+            </w:r>
+          </w:p>
+        </w:tc>
+        <w:tc>
+          <w:tcPr>
+            <w:tcW w:w="4320" w:type="dxa"/>
+          </w:tcPr>
+          <w:p>
+            <w:r>
+              <w:t>PostgreSQL username</w:t>
+            </w:r>
+          </w:p>
+        </w:tc>
+      </w:tr>
+      <w:tr>
+        <w:tc>
+          <w:tcPr>
+            <w:tcW w:w="4320" w:type="dxa"/>
+          </w:tcPr>
+          <w:p>
+            <w:r>
+              <w:t>POSTGRES_PASSWORD</w:t>
+            </w:r>
+          </w:p>
+        </w:tc>
+        <w:tc>
+          <w:tcPr>
+            <w:tcW w:w="4320" w:type="dxa"/>
+          </w:tcPr>
+          <w:p>
+            <w:r>
+              <w:t>PostgreSQL password</w:t>
+            </w:r>
+          </w:p>
+        </w:tc>
+      </w:tr>
+      <w:tr>
+        <w:tc>
+          <w:tcPr>
+            <w:tcW w:w="4320" w:type="dxa"/>
+          </w:tcPr>
+          <w:p>
+            <w:r>
+              <w:t>ODOO_BASE_URL</w:t>
+            </w:r>
+          </w:p>
+        </w:tc>
+        <w:tc>
+          <w:tcPr>
+            <w:tcW w:w="4320" w:type="dxa"/>
+          </w:tcPr>
+          <w:p>
+            <w:r>
+              <w:t>Internal Odoo URL (e.g. http://odoo16:8069)</w:t>
+            </w:r>
+          </w:p>
+        </w:tc>
+      </w:tr>
+      <w:tr>
+        <w:tc>
+          <w:tcPr>
+            <w:tcW w:w="4320" w:type="dxa"/>
+          </w:tcPr>
+          <w:p>
+            <w:r>
+              <w:t>ODOO_DB</w:t>
+            </w:r>
+          </w:p>
+        </w:tc>
+        <w:tc>
+          <w:tcPr>
+            <w:tcW w:w="4320" w:type="dxa"/>
+          </w:tcPr>
+          <w:p>
+            <w:r>
+              <w:t>Odoo database name</w:t>
+            </w:r>
+          </w:p>
+        </w:tc>
+      </w:tr>
+      <w:tr>
+        <w:tc>
+          <w:tcPr>
+            <w:tcW w:w="4320" w:type="dxa"/>
+          </w:tcPr>
+          <w:p>
+            <w:r>
+              <w:t>ODOO_USERNAME</w:t>
+            </w:r>
+          </w:p>
+        </w:tc>
+        <w:tc>
+          <w:tcPr>
+            <w:tcW w:w="4320" w:type="dxa"/>
+          </w:tcPr>
+          <w:p>
+            <w:r>
+              <w:t>Odoo admin username</w:t>
+            </w:r>
+          </w:p>
+        </w:tc>
+      </w:tr>
+      <w:tr>
+        <w:tc>
+          <w:tcPr>
+            <w:tcW w:w="4320" w:type="dxa"/>
+          </w:tcPr>
+          <w:p>
+            <w:r>
+              <w:t>ODOO_PASSWORD</w:t>
+            </w:r>
+          </w:p>
+        </w:tc>
+        <w:tc>
+          <w:tcPr>
+            <w:tcW w:w="4320" w:type="dxa"/>
+          </w:tcPr>
+          <w:p>
+            <w:r>
+              <w:t>Odoo admin password</w:t>
+            </w:r>
+          </w:p>
+        </w:tc>
+      </w:tr>
+      <w:tr>
+        <w:tc>
+          <w:tcPr>
+            <w:tcW w:w="4320" w:type="dxa"/>
+          </w:tcPr>
+          <w:p>
+            <w:r>
+              <w:t>RQ_QUEUE_NAME</w:t>
+            </w:r>
+          </w:p>
+        </w:tc>
+        <w:tc>
+          <w:tcPr>
+            <w:tcW w:w="4320" w:type="dxa"/>
+          </w:tcPr>
+          <w:p>
+            <w:r>
+              <w:t>Default RQ job queue name</w:t>
+            </w:r>
+          </w:p>
+        </w:tc>
+      </w:tr>
+      <w:tr>
+        <w:tc>
+          <w:tcPr>
+            <w:tcW w:w="4320" w:type="dxa"/>
+          </w:tcPr>
+          <w:p>
+            <w:r>
+              <w:t>RQ_SCHEDULER_POLL_INTERVAL_SECONDS</w:t>
+            </w:r>
+          </w:p>
+        </w:tc>
+        <w:tc>
+          <w:tcPr>
+            <w:tcW w:w="4320" w:type="dxa"/>
+          </w:tcPr>
+          <w:p>
+            <w:r>
+              <w:t>How often the RQ scheduler polls (seconds)</w:t>
+            </w:r>
+          </w:p>
+        </w:tc>
+      </w:tr>
+      <w:tr>
+        <w:tc>
+          <w:tcPr>
+            <w:tcW w:w="4320" w:type="dxa"/>
+          </w:tcPr>
+          <w:p>
+            <w:r>
+              <w:lastRenderedPageBreak/>
+              <w:t>RQ_SCHEDULER_CRON</w:t>
+            </w:r>
+          </w:p>
+        </w:tc>
+        <w:tc>
+          <w:tcPr>
+            <w:tcW w:w="4320" w:type="dxa"/>
+          </w:tcPr>
+          <w:p>
+            <w:r>
+              <w:t>Cron expression for scheduled alert jobs</w:t>
+            </w:r>
+          </w:p>
+        </w:tc>
+      </w:tr>
+      <w:tr>
+        <w:tc>
+          <w:tcPr>
+            <w:tcW w:w="4320" w:type="dxa"/>
+          </w:tcPr>
+          <w:p>
+            <w:r>
+              <w:t>RQ_SCHEDULER_JOB_ID</w:t>
+            </w:r>
+          </w:p>
+        </w:tc>
+        <w:tc>
+          <w:tcPr>
+            <w:tcW w:w="4320" w:type="dxa"/>
+          </w:tcPr>
+          <w:p>
+            <w:r>
+              <w:t>Unique ID for the scheduled alert job</w:t>
+            </w:r>
+          </w:p>
+        </w:tc>
+      </w:tr>
+      <w:tr>
+        <w:tc>
+          <w:tcPr>
+            <w:tcW w:w="4320" w:type="dxa"/>
+          </w:tcPr>
+          <w:p>
+            <w:r>
+              <w:t>ALERT_JOBS_SYNC_INTERVAL_SECONDS</w:t>
+            </w:r>
+          </w:p>
+        </w:tc>
+        <w:tc>
+          <w:tcPr>
+            <w:tcW w:w="4320" w:type="dxa"/>
+          </w:tcPr>
+          <w:p>
+            <w:r>
+              <w:t>How often alert job config is reloaded (seconds)</w:t>
+            </w:r>
+          </w:p>
+        </w:tc>
+      </w:tr>
+      <w:tr>
+        <w:tc>
+          <w:tcPr>
+            <w:tcW w:w="4320" w:type="dxa"/>
+          </w:tcPr>
+          <w:p>
+            <w:r>
+              <w:t>ALERT_JOBS_FILE</w:t>
+            </w:r>
+          </w:p>
+        </w:tc>
+        <w:tc>
+          <w:tcPr>
+            <w:tcW w:w="4320" w:type="dxa"/>
+          </w:tcPr>
+          <w:p>
+            <w:r>
+              <w:t>Path to the alert jobs JSON config file</w:t>
+            </w:r>
+          </w:p>
+        </w:tc>
+      </w:tr>
+      <w:tr>
+        <w:tc>
+          <w:tcPr>
+            <w:tcW w:w="4320" w:type="dxa"/>
+          </w:tcPr>
+          <w:p>
+            <w:r>
+              <w:t>ALERT_QUERY_SQL</w:t>
+            </w:r>
+          </w:p>
+        </w:tc>
+        <w:tc>
+          <w:tcPr>
+            <w:tcW w:w="4320" w:type="dxa"/>
+          </w:tcPr>
+          <w:p>
+            <w:r>
+              <w:t>SQL query used to fetch alert records</w:t>
+            </w:r>
+          </w:p>
+        </w:tc>
+      </w:tr>
+      <w:tr>
+        <w:tc>
+          <w:tcPr>
+            <w:tcW w:w="4320" w:type="dxa"/>
+          </w:tcPr>
+          <w:p>
+            <w:r>
+              <w:t>ALERT_EMAIL_SUBJECT</w:t>
+            </w:r>
+          </w:p>
+        </w:tc>
+        <w:tc>
+          <w:tcPr>
+            <w:tcW w:w="4320" w:type="dxa"/>
+          </w:tcPr>
+          <w:p>
+            <w:r>
+              <w:t>Subject line for alert notification emails</w:t>
+            </w:r>
+          </w:p>
+        </w:tc>
+      </w:tr>
+      <w:tr>
+        <w:tc>
+          <w:tcPr>
+            <w:tcW w:w="4320" w:type="dxa"/>
+          </w:tcPr>
+          <w:p>
+            <w:r>
+              <w:t>ALERT_QUERY_ENABLED</w:t>
+            </w:r>
+          </w:p>
+        </w:tc>
+        <w:tc>
+          <w:tcPr>
+            <w:tcW w:w="4320" w:type="dxa"/>
+          </w:tcPr>
+          <w:p>
+            <w:r>
+              <w:t>Enable/disable alert query execution (true/false)</w:t>
+            </w:r>
+          </w:p>
+        </w:tc>
+      </w:tr>
+      <w:tr>
+        <w:tc>
+          <w:tcPr>
+            <w:tcW w:w="4320" w:type="dxa"/>
+          </w:tcPr>
+          <w:p>
+            <w:r>
+              <w:t>ALERT_EMAIL_TO</w:t>
+            </w:r>
+          </w:p>
+        </w:tc>
+        <w:tc>
+          <w:tcPr>
+            <w:tcW w:w="4320" w:type="dxa"/>
+          </w:tcPr>
+          <w:p>
+            <w:r>
+              <w:t>Recipient address for alert emails</w:t>
+            </w:r>
+          </w:p>
+        </w:tc>
+      </w:tr>
+      <w:tr>
+        <w:tc>
+          <w:tcPr>
+            <w:tcW w:w="4320" w:type="dxa"/>
+          </w:tcPr>
+          <w:p>
+            <w:r>
+              <w:t>ALERT_EMAIL_LOGO_URL</w:t>
+            </w:r>
+          </w:p>
+        </w:tc>
+        <w:tc>
+          <w:tcPr>
+            <w:tcW w:w="4320" w:type="dxa"/>
+          </w:tcPr>
+          <w:p>
+            <w:r>
+              <w:t>URL of the logo embedded in alert emails</w:t>
+            </w:r>
+          </w:p>
+        </w:tc>
+      </w:tr>
+      <w:tr>
+        <w:tc>
+          <w:tcPr>
+            <w:tcW w:w="4320" w:type="dxa"/>
+          </w:tcPr>
+          <w:p>
+            <w:r>
+              <w:t>MAIL_SERVER</w:t>
+            </w:r>
+          </w:p>
+        </w:tc>
+        <w:tc>
+          <w:tcPr>
+            <w:tcW w:w="4320" w:type="dxa"/>
+          </w:tcPr>
+          <w:p>
+            <w:r>
+              <w:t>SMTP server hostname</w:t>
+            </w:r>
+          </w:p>
+        </w:tc>
+      </w:tr>
+      <w:tr>
+        <w:tc>
+          <w:tcPr>
+            <w:tcW w:w="4320" w:type="dxa"/>
+          </w:tcPr>
+          <w:p>
+            <w:r>
+              <w:t>MAIL_PORT</w:t>
+            </w:r>
+          </w:p>
+        </w:tc>
+        <w:tc>
+          <w:tcPr>
+            <w:tcW w:w="4320" w:type="dxa"/>
+          </w:tcPr>
+          <w:p>
+            <w:r>
+              <w:t>SMTP server port</w:t>
+            </w:r>
+          </w:p>
+        </w:tc>
+      </w:tr>
+      <w:tr>
+        <w:tc>
+          <w:tcPr>
+            <w:tcW w:w="4320" w:type="dxa"/>
+          </w:tcPr>
+          <w:p>
+            <w:r>
+              <w:t>MAIL_USERNAME</w:t>
+            </w:r>
+          </w:p>
+        </w:tc>
+        <w:tc>
+          <w:tcPr>
+            <w:tcW w:w="4320" w:type="dxa"/>
+          </w:tcPr>
+          <w:p>
+            <w:r>
+              <w:t>SMTP authentication username</w:t>
+            </w:r>
+          </w:p>
+        </w:tc>
+      </w:tr>
+      <w:tr>
+        <w:tc>
+          <w:tcPr>
+            <w:tcW w:w="4320" w:type="dxa"/>
+          </w:tcPr>
+          <w:p>
+            <w:r>
+              <w:t>MAIL_PASSWORD</w:t>
+            </w:r>
+          </w:p>
+        </w:tc>
+        <w:tc>
+          <w:tcPr>
+            <w:tcW w:w="4320" w:type="dxa"/>
+          </w:tcPr>
+          <w:p>
+            <w:r>
+              <w:t>SMTP authentication password</w:t>
+            </w:r>
+          </w:p>
+        </w:tc>
+      </w:tr>
+      <w:tr>
+        <w:tc>
+          <w:tcPr>
+            <w:tcW w:w="4320" w:type="dxa"/>
+          </w:tcPr>
+          <w:p>
+            <w:r>
+              <w:t>MAIL_FROM</w:t>
+            </w:r>
+          </w:p>
+        </w:tc>
+        <w:tc>
+          <w:tcPr>
+            <w:tcW w:w="4320" w:type="dxa"/>
+          </w:tcPr>
+          <w:p>
+            <w:r>
+              <w:t>Sender email address</w:t>
+            </w:r>
+          </w:p>
+        </w:tc>
+      </w:tr>
+      <w:tr>
+        <w:tc>
+          <w:tcPr>
+            <w:tcW w:w="4320" w:type="dxa"/>
+          </w:tcPr>
+          <w:p>
+            <w:r>
+              <w:t>MAIL_FROM_NAME</w:t>
+            </w:r>
+          </w:p>
+        </w:tc>
+        <w:tc>
+          <w:tcPr>
+            <w:tcW w:w="4320" w:type="dxa"/>
+          </w:tcPr>
+          <w:p>
+            <w:r>
+              <w:t>Sender display name</w:t>
+            </w:r>
+          </w:p>
+        </w:tc>
+      </w:tr>
+      <w:tr>
+        <w:tc>
+          <w:tcPr>
+            <w:tcW w:w="4320" w:type="dxa"/>
+          </w:tcPr>
+          <w:p>
+            <w:r>
+              <w:t>MAIL_STARTTLS</w:t>
+            </w:r>
+          </w:p>
+        </w:tc>
+        <w:tc>
+          <w:tcPr>
+            <w:tcW w:w="4320" w:type="dxa"/>
+          </w:tcPr>
+          <w:p>
+            <w:r>
+              <w:t>Enable STARTTLS (true/false)</w:t>
+            </w:r>
+          </w:p>
+        </w:tc>
+      </w:tr>
+      <w:tr>
+        <w:tc>
+          <w:tcPr>
+            <w:tcW w:w="4320" w:type="dxa"/>
+          </w:tcPr>
+          <w:p>
+            <w:r>
+              <w:t>MAIL_SSL_TLS</w:t>
+            </w:r>
+          </w:p>
+        </w:tc>
+        <w:tc>
+          <w:tcPr>
+            <w:tcW w:w="4320" w:type="dxa"/>
+          </w:tcPr>
+          <w:p>
+            <w:r>
+              <w:t>Enable SSL/TLS (true/false)</w:t>
+            </w:r>
+          </w:p>
+        </w:tc>
+      </w:tr>
+      <w:tr>
+        <w:tc>
+          <w:tcPr>
+            <w:tcW w:w="4320" w:type="dxa"/>
+          </w:tcPr>
+          <w:p>
+            <w:r>
+              <w:t>MAIL_VALIDATE_CERTS</w:t>
+            </w:r>
+          </w:p>
+        </w:tc>
+        <w:tc>
+          <w:tcPr>
+            <w:tcW w:w="4320" w:type="dxa"/>
+          </w:tcPr>
+          <w:p>
+            <w:r>
+              <w:t>Validate server certificates (true/false)</w:t>
+            </w:r>
+          </w:p>
+        </w:tc>
+      </w:tr>
+      <w:tr>
+        <w:tc>
+          <w:tcPr>
+            <w:tcW w:w="4320" w:type="dxa"/>
+          </w:tcPr>
+          <w:p>
+            <w:r>
+              <w:t>TRAINING_DATA_PATH</w:t>
+            </w:r>
+          </w:p>
+        </w:tc>
+        <w:tc>
+          <w:tcPr>
+            <w:tcW w:w="4320" w:type="dxa"/>
+          </w:tcPr>
+          <w:p>
+            <w:r>
+              <w:t>Path to fraud-detection model training CSV inside container</w:t>
             </w:r>
           </w:p>
         </w:tc>
@@ -6235,19 +7416,61 @@
       <w:pPr>
         <w:pStyle w:val="Heading2"/>
       </w:pPr>
-      <w:bookmarkStart w:id="21" w:name="_Toc228116216"/>
+      <w:bookmarkStart w:id="21" w:name="_Toc228118486"/>
       <w:r>
-        <w:t>Step 4 — Copy SeaTunnel .jar connector files</w:t>
+        <w:t>Step 4 — Create storage directories</w:t>
       </w:r>
       <w:bookmarkEnd w:id="21"/>
     </w:p>
+    <w:tbl>
+      <w:tblPr>
+        <w:tblStyle w:val="TableGrid"/>
+        <w:tblW w:w="0" w:type="auto"/>
+        <w:tblLook w:val="04A0" w:firstRow="1" w:lastRow="0" w:firstColumn="1" w:lastColumn="0" w:noHBand="0" w:noVBand="1"/>
+      </w:tblPr>
+      <w:tblGrid>
+        <w:gridCol w:w="8640"/>
+      </w:tblGrid>
+      <w:tr>
+        <w:tc>
+          <w:tcPr>
+            <w:tcW w:w="8640" w:type="dxa"/>
+            <w:shd w:val="clear" w:color="auto" w:fill="F2F2F2"/>
+          </w:tcPr>
+          <w:p>
+            <w:r>
+              <w:rPr>
+                <w:rFonts w:ascii="Courier New" w:hAnsi="Courier New"/>
+                <w:sz w:val="20"/>
+              </w:rPr>
+              <w:t>mkdir -p $STORAGE_PATH/odoo16/lib $STORAGE_PATH/odoo16/data</w:t>
+            </w:r>
+            <w:r>
+              <w:rPr>
+                <w:rFonts w:ascii="Courier New" w:hAnsi="Courier New"/>
+                <w:sz w:val="20"/>
+              </w:rPr>
+              <w:br/>
+              <w:t>mkdir -p $STORAGE_PATH/postgresql $STORAGE_PATH/redis $STORAGE_PATH/seatunnel/logs</w:t>
+            </w:r>
+          </w:p>
+        </w:tc>
+      </w:tr>
+    </w:tbl>
+    <w:p/>
+    <w:p>
+      <w:pPr>
+        <w:pStyle w:val="Heading2"/>
+      </w:pPr>
+      <w:bookmarkStart w:id="22" w:name="_Toc228118487"/>
+      <w:r>
+        <w:t>Step 5 — Copy SeaTunnel .jar connector files</w:t>
+      </w:r>
+      <w:bookmarkEnd w:id="22"/>
+    </w:p>
     <w:p>
       <w:r>
-        <w:t xml:space="preserve">SeaTunnel requires JDBC and connector .jar files to connect to external data sources (MySQL, PostgreSQL, Oracle, MSSQL, etc.). These must be present in </w:t>
-      </w:r>
-      <w:r>
-        <w:lastRenderedPageBreak/>
-        <w:t>.docker/seatunnel/lib/ before the SeaTunnel container is started — the directory is volume-mounted into the container.</w:t>
+        <w:t>SeaTunnel requires JDBC and connector .jar files to connect to external data sources (MySQL, PostgreSQL, Oracle, MSSQL, etc.). These must be present in .docker/seatunnel/lib/ before the SeaTunnel container is started — the directory is volume-mounted into the container.</w:t>
       </w:r>
     </w:p>
     <w:p/>
@@ -6288,6 +7511,7 @@
         <w:pStyle w:val="ListBullet"/>
       </w:pPr>
       <w:r>
+        <w:lastRenderedPageBreak/>
         <w:t>ojdbc8-23.26.1.0.0.jar — Oracle Database (JDK 8+)</w:t>
       </w:r>
     </w:p>
@@ -6332,11 +7556,6 @@
       </w:r>
     </w:p>
     <w:p/>
-    <w:p>
-      <w:r>
-        <w:t>Download the jars and copy them into the lib directory:</w:t>
-      </w:r>
-    </w:p>
     <w:tbl>
       <w:tblPr>
         <w:tblStyle w:val="TableGrid"/>
@@ -6358,7 +7577,7 @@
                 <w:rFonts w:ascii="Courier New" w:hAnsi="Courier New"/>
                 <w:sz w:val="20"/>
               </w:rPr>
-              <w:t># Example — adjust versions as needed</w:t>
+              <w:t>cp /path/to/mysql-connector-j-8.0.33.jar    .docker/seatunnel/lib/</w:t>
             </w:r>
             <w:r>
               <w:rPr>
@@ -6366,7 +7585,7 @@
                 <w:sz w:val="20"/>
               </w:rPr>
               <w:br/>
-              <w:t>cp /path/to/downloaded/mysql-connector-j-8.0.33.jar .docker/seatunnel/lib/</w:t>
+              <w:t>cp /path/to/postgresql-42.7.10.jar          .docker/seatunnel/lib/</w:t>
             </w:r>
             <w:r>
               <w:rPr>
@@ -6374,15 +7593,7 @@
                 <w:sz w:val="20"/>
               </w:rPr>
               <w:br/>
-              <w:t>cp /path/to/downloaded/postgresql-42.7.10.jar       .docker/seatunnel/lib/</w:t>
-            </w:r>
-            <w:r>
-              <w:rPr>
-                <w:rFonts w:ascii="Courier New" w:hAnsi="Courier New"/>
-                <w:sz w:val="20"/>
-              </w:rPr>
-              <w:br/>
-              <w:t>cp /path/to/downloaded/ojdbc8-23.26.1.0.0.jar       .docker/seatunnel/lib/</w:t>
+              <w:t>cp /path/to/ojdbc8-23.26.1.0.0.jar          .docker/seatunnel/lib/</w:t>
             </w:r>
             <w:r>
               <w:rPr>
@@ -6405,14 +7616,6 @@
                 <w:sz w:val="20"/>
               </w:rPr>
               <w:br/>
-              <w:t># Verify</w:t>
-            </w:r>
-            <w:r>
-              <w:rPr>
-                <w:rFonts w:ascii="Courier New" w:hAnsi="Courier New"/>
-                <w:sz w:val="20"/>
-              </w:rPr>
-              <w:br/>
               <w:t>ls -lh .docker/seatunnel/lib/</w:t>
             </w:r>
           </w:p>
@@ -6421,7 +7624,7 @@
     </w:tbl>
     <w:p>
       <w:r>
-        <w:t>Note: .jar files are gitignored due to licensing restrictions. Obtain them from the official vendor download pages or the team shared drive.</w:t>
+        <w:t>Note: .jar files are gitignored due to licensing restrictions. Obtain them from the official vendor download pages.</w:t>
       </w:r>
     </w:p>
     <w:p/>
@@ -6429,60 +7632,9 @@
       <w:pPr>
         <w:pStyle w:val="Heading2"/>
       </w:pPr>
-      <w:bookmarkStart w:id="22" w:name="_Toc228116217"/>
+      <w:bookmarkStart w:id="23" w:name="_Toc228118488"/>
       <w:r>
-        <w:t>Step 5 — Pull and start all services</w:t>
-      </w:r>
-      <w:bookmarkEnd w:id="22"/>
-    </w:p>
-    <w:tbl>
-      <w:tblPr>
-        <w:tblStyle w:val="TableGrid"/>
-        <w:tblW w:w="0" w:type="auto"/>
-        <w:tblLook w:val="04A0" w:firstRow="1" w:lastRow="0" w:firstColumn="1" w:lastColumn="0" w:noHBand="0" w:noVBand="1"/>
-      </w:tblPr>
-      <w:tblGrid>
-        <w:gridCol w:w="8640"/>
-      </w:tblGrid>
-      <w:tr>
-        <w:tc>
-          <w:tcPr>
-            <w:tcW w:w="8640" w:type="dxa"/>
-            <w:shd w:val="clear" w:color="auto" w:fill="F2F2F2"/>
-          </w:tcPr>
-          <w:p>
-            <w:r>
-              <w:rPr>
-                <w:rFonts w:ascii="Courier New" w:hAnsi="Courier New"/>
-                <w:sz w:val="20"/>
-              </w:rPr>
-              <w:t>docker compose pull</w:t>
-            </w:r>
-            <w:r>
-              <w:rPr>
-                <w:rFonts w:ascii="Courier New" w:hAnsi="Courier New"/>
-                <w:sz w:val="20"/>
-              </w:rPr>
-              <w:br/>
-              <w:t>docker compose up -d</w:t>
-            </w:r>
-          </w:p>
-        </w:tc>
-      </w:tr>
-    </w:tbl>
-    <w:p>
-      <w:r>
-        <w:t>Wait ~60 seconds for PostgreSQL and PgBouncer to be ready before proceeding.</w:t>
-      </w:r>
-    </w:p>
-    <w:p/>
-    <w:p>
-      <w:pPr>
-        <w:pStyle w:val="Heading2"/>
-      </w:pPr>
-      <w:bookmarkStart w:id="23" w:name="_Toc228116218"/>
-      <w:r>
-        <w:t>Step 6 — Initialise the database</w:t>
+        <w:t>Step 6 — Pull and start all services</w:t>
       </w:r>
       <w:bookmarkEnd w:id="23"/>
     </w:p>
@@ -6507,7 +7659,7 @@
                 <w:rFonts w:ascii="Courier New" w:hAnsi="Courier New"/>
                 <w:sz w:val="20"/>
               </w:rPr>
-              <w:t>chmod +x init_db.sh</w:t>
+              <w:t>docker compose pull</w:t>
             </w:r>
             <w:r>
               <w:rPr>
@@ -6515,13 +7667,57 @@
                 <w:sz w:val="20"/>
               </w:rPr>
               <w:br/>
-            </w:r>
+              <w:t>docker compose up -d</w:t>
+            </w:r>
+          </w:p>
+        </w:tc>
+      </w:tr>
+    </w:tbl>
+    <w:p>
+      <w:r>
+        <w:t>Wait ~60 seconds for PostgreSQL and PgBouncer to be ready before proceeding.</w:t>
+      </w:r>
+    </w:p>
+    <w:p/>
+    <w:p>
+      <w:pPr>
+        <w:pStyle w:val="Heading2"/>
+      </w:pPr>
+      <w:bookmarkStart w:id="24" w:name="_Toc228118489"/>
+      <w:r>
+        <w:t>Step 7 — Initialise the database</w:t>
+      </w:r>
+      <w:bookmarkEnd w:id="24"/>
+    </w:p>
+    <w:tbl>
+      <w:tblPr>
+        <w:tblStyle w:val="TableGrid"/>
+        <w:tblW w:w="0" w:type="auto"/>
+        <w:tblLook w:val="04A0" w:firstRow="1" w:lastRow="0" w:firstColumn="1" w:lastColumn="0" w:noHBand="0" w:noVBand="1"/>
+      </w:tblPr>
+      <w:tblGrid>
+        <w:gridCol w:w="8640"/>
+      </w:tblGrid>
+      <w:tr>
+        <w:tc>
+          <w:tcPr>
+            <w:tcW w:w="8640" w:type="dxa"/>
+            <w:shd w:val="clear" w:color="auto" w:fill="F2F2F2"/>
+          </w:tcPr>
+          <w:p>
             <w:r>
               <w:rPr>
                 <w:rFonts w:ascii="Courier New" w:hAnsi="Courier New"/>
                 <w:sz w:val="20"/>
               </w:rPr>
-              <w:lastRenderedPageBreak/>
+              <w:t>chmod +x init_db.sh</w:t>
+            </w:r>
+            <w:r>
+              <w:rPr>
+                <w:rFonts w:ascii="Courier New" w:hAnsi="Courier New"/>
+                <w:sz w:val="20"/>
+              </w:rPr>
+              <w:br/>
               <w:t>./init_db.sh</w:t>
             </w:r>
           </w:p>
@@ -6530,7 +7726,6 @@
     </w:tbl>
     <w:p>
       <w:r>
-        <w:lastRenderedPageBreak/>
         <w:t>This creates the Odoo database and installs the base module.</w:t>
       </w:r>
     </w:p>
@@ -6539,11 +7734,11 @@
       <w:pPr>
         <w:pStyle w:val="Heading2"/>
       </w:pPr>
-      <w:bookmarkStart w:id="24" w:name="_Toc228116219"/>
+      <w:bookmarkStart w:id="25" w:name="_Toc228118490"/>
       <w:r>
-        <w:t>Step 7 — Install custom modules (in dependency order)</w:t>
+        <w:t>Step 8 — Install custom modules (in dependency order)</w:t>
       </w:r>
-      <w:bookmarkEnd w:id="24"/>
+      <w:bookmarkEnd w:id="25"/>
     </w:p>
     <w:p>
       <w:r>
@@ -6627,6 +7822,7 @@
         <w:pStyle w:val="ListBullet"/>
       </w:pPr>
       <w:r>
+        <w:lastRenderedPageBreak/>
         <w:t>5. nfiu_reporting</w:t>
       </w:r>
     </w:p>
@@ -6640,11 +7836,11 @@
       <w:pPr>
         <w:pStyle w:val="Heading2"/>
       </w:pPr>
-      <w:bookmarkStart w:id="25" w:name="_Toc228116220"/>
+      <w:bookmarkStart w:id="26" w:name="_Toc228118491"/>
       <w:r>
-        <w:t>Step 8 — Configure Nginx</w:t>
+        <w:t>Step 9 — Configure Nginx</w:t>
       </w:r>
-      <w:bookmarkEnd w:id="25"/>
+      <w:bookmarkEnd w:id="26"/>
     </w:p>
     <w:tbl>
       <w:tblPr>
@@ -6699,11 +7895,11 @@
       <w:pPr>
         <w:pStyle w:val="Heading2"/>
       </w:pPr>
-      <w:bookmarkStart w:id="26" w:name="_Toc228116221"/>
+      <w:bookmarkStart w:id="27" w:name="_Toc228118492"/>
       <w:r>
-        <w:t>Step 9 — Verify the deployment</w:t>
+        <w:t>Step 10 — Verify the deployment</w:t>
       </w:r>
-      <w:bookmarkEnd w:id="26"/>
+      <w:bookmarkEnd w:id="27"/>
     </w:p>
     <w:p>
       <w:pPr>
@@ -6734,6 +7930,14 @@
         <w:pStyle w:val="ListNumber"/>
       </w:pPr>
       <w:r>
+        <w:t>Check FastAPI: docker compose logs -f fastapi</w:t>
+      </w:r>
+    </w:p>
+    <w:p>
+      <w:pPr>
+        <w:pStyle w:val="ListNumber"/>
+      </w:pPr>
+      <w:r>
         <w:t>Check Nginx: sudo tail -f /var/log/nginx/matrics_error.log</w:t>
       </w:r>
     </w:p>
@@ -6742,117 +7946,19 @@
       <w:pPr>
         <w:pStyle w:val="Heading1"/>
       </w:pPr>
-      <w:bookmarkStart w:id="27" w:name="_Toc228116222"/>
+      <w:bookmarkStart w:id="28" w:name="_Toc228118493"/>
       <w:r>
-        <w:lastRenderedPageBreak/>
         <w:t>7. Day-to-Day Development Workflow</w:t>
       </w:r>
-      <w:bookmarkEnd w:id="27"/>
+      <w:bookmarkEnd w:id="28"/>
     </w:p>
     <w:p>
       <w:pPr>
         <w:pStyle w:val="Heading2"/>
       </w:pPr>
-      <w:bookmarkStart w:id="28" w:name="_Toc228116223"/>
+      <w:bookmarkStart w:id="29" w:name="_Toc228118494"/>
       <w:r>
         <w:t>7.1  Installing / Updating a Module</w:t>
-      </w:r>
-      <w:bookmarkEnd w:id="28"/>
-    </w:p>
-    <w:tbl>
-      <w:tblPr>
-        <w:tblStyle w:val="TableGrid"/>
-        <w:tblW w:w="0" w:type="auto"/>
-        <w:tblLook w:val="04A0" w:firstRow="1" w:lastRow="0" w:firstColumn="1" w:lastColumn="0" w:noHBand="0" w:noVBand="1"/>
-      </w:tblPr>
-      <w:tblGrid>
-        <w:gridCol w:w="8640"/>
-      </w:tblGrid>
-      <w:tr>
-        <w:tc>
-          <w:tcPr>
-            <w:tcW w:w="8640" w:type="dxa"/>
-            <w:shd w:val="clear" w:color="auto" w:fill="F2F2F2"/>
-          </w:tcPr>
-          <w:p>
-            <w:r>
-              <w:rPr>
-                <w:rFonts w:ascii="Courier New" w:hAnsi="Courier New"/>
-                <w:sz w:val="20"/>
-              </w:rPr>
-              <w:t># Install a specific module</w:t>
-            </w:r>
-            <w:r>
-              <w:rPr>
-                <w:rFonts w:ascii="Courier New" w:hAnsi="Courier New"/>
-                <w:sz w:val="20"/>
-              </w:rPr>
-              <w:br/>
-              <w:t>./upgrade_modules.sh alert_management</w:t>
-            </w:r>
-            <w:r>
-              <w:rPr>
-                <w:rFonts w:ascii="Courier New" w:hAnsi="Courier New"/>
-                <w:sz w:val="20"/>
-              </w:rPr>
-              <w:br/>
-            </w:r>
-            <w:r>
-              <w:rPr>
-                <w:rFonts w:ascii="Courier New" w:hAnsi="Courier New"/>
-                <w:sz w:val="20"/>
-              </w:rPr>
-              <w:br/>
-              <w:t># Update multiple modules at once</w:t>
-            </w:r>
-            <w:r>
-              <w:rPr>
-                <w:rFonts w:ascii="Courier New" w:hAnsi="Courier New"/>
-                <w:sz w:val="20"/>
-              </w:rPr>
-              <w:br/>
-              <w:t>./upgrade_modules.sh compliance_management alert_management</w:t>
-            </w:r>
-            <w:r>
-              <w:rPr>
-                <w:rFonts w:ascii="Courier New" w:hAnsi="Courier New"/>
-                <w:sz w:val="20"/>
-              </w:rPr>
-              <w:br/>
-            </w:r>
-            <w:r>
-              <w:rPr>
-                <w:rFonts w:ascii="Courier New" w:hAnsi="Courier New"/>
-                <w:sz w:val="20"/>
-              </w:rPr>
-              <w:br/>
-              <w:t># Full sequential install (fresh environment)</w:t>
-            </w:r>
-            <w:r>
-              <w:rPr>
-                <w:rFonts w:ascii="Courier New" w:hAnsi="Courier New"/>
-                <w:sz w:val="20"/>
-              </w:rPr>
-              <w:br/>
-              <w:t>./upgrade_modules.sh --full</w:t>
-            </w:r>
-          </w:p>
-        </w:tc>
-      </w:tr>
-    </w:tbl>
-    <w:p>
-      <w:r>
-        <w:t>The script auto-detects whether to use -i (install) or -u (update) based on the module's DB state.</w:t>
-      </w:r>
-    </w:p>
-    <w:p/>
-    <w:p>
-      <w:pPr>
-        <w:pStyle w:val="Heading2"/>
-      </w:pPr>
-      <w:bookmarkStart w:id="29" w:name="_Toc228116224"/>
-      <w:r>
-        <w:t>7.2  Restarting Services</w:t>
       </w:r>
       <w:bookmarkEnd w:id="29"/>
     </w:p>
@@ -6877,7 +7983,7 @@
                 <w:rFonts w:ascii="Courier New" w:hAnsi="Courier New"/>
                 <w:sz w:val="20"/>
               </w:rPr>
-              <w:t># Restart only Odoo (after Python model change)</w:t>
+              <w:t># Install a specific module</w:t>
             </w:r>
             <w:r>
               <w:rPr>
@@ -6885,7 +7991,7 @@
                 <w:sz w:val="20"/>
               </w:rPr>
               <w:br/>
-              <w:t>docker compose restart odoo16</w:t>
+              <w:t>./upgrade_modules.sh alert_management</w:t>
             </w:r>
             <w:r>
               <w:rPr>
@@ -6900,7 +8006,7 @@
                 <w:sz w:val="20"/>
               </w:rPr>
               <w:br/>
-              <w:t># Restart everything</w:t>
+              <w:t># Update multiple modules at once</w:t>
             </w:r>
             <w:r>
               <w:rPr>
@@ -6908,20 +8014,48 @@
                 <w:sz w:val="20"/>
               </w:rPr>
               <w:br/>
-              <w:t>docker compose down &amp;&amp; docker compose up -d</w:t>
+              <w:t>./upgrade_modules.sh compliance_management alert_management</w:t>
+            </w:r>
+            <w:r>
+              <w:rPr>
+                <w:rFonts w:ascii="Courier New" w:hAnsi="Courier New"/>
+                <w:sz w:val="20"/>
+              </w:rPr>
+              <w:br/>
+            </w:r>
+            <w:r>
+              <w:rPr>
+                <w:rFonts w:ascii="Courier New" w:hAnsi="Courier New"/>
+                <w:sz w:val="20"/>
+              </w:rPr>
+              <w:br/>
+              <w:t># Full sequential install (fresh environment)</w:t>
+            </w:r>
+            <w:r>
+              <w:rPr>
+                <w:rFonts w:ascii="Courier New" w:hAnsi="Courier New"/>
+                <w:sz w:val="20"/>
+              </w:rPr>
+              <w:br/>
+              <w:t>./upgrade_modules.sh --full</w:t>
             </w:r>
           </w:p>
         </w:tc>
       </w:tr>
     </w:tbl>
+    <w:p>
+      <w:r>
+        <w:t>The script auto-detects whether to use -i (install) or -u (update) based on the module's DB state.</w:t>
+      </w:r>
+    </w:p>
     <w:p/>
     <w:p>
       <w:pPr>
         <w:pStyle w:val="Heading2"/>
       </w:pPr>
-      <w:bookmarkStart w:id="30" w:name="_Toc228116225"/>
+      <w:bookmarkStart w:id="30" w:name="_Toc228118495"/>
       <w:r>
-        <w:t>7.3  Viewing Logs</w:t>
+        <w:t>7.2  Restarting Services</w:t>
       </w:r>
       <w:bookmarkEnd w:id="30"/>
     </w:p>
@@ -6946,7 +8080,7 @@
                 <w:rFonts w:ascii="Courier New" w:hAnsi="Courier New"/>
                 <w:sz w:val="20"/>
               </w:rPr>
-              <w:t># Live Odoo logs</w:t>
+              <w:t># Restart only Odoo (after Python model change)</w:t>
             </w:r>
             <w:r>
               <w:rPr>
@@ -6954,7 +8088,7 @@
                 <w:sz w:val="20"/>
               </w:rPr>
               <w:br/>
-              <w:t>docker compose logs -f odoo16</w:t>
+              <w:t>docker compose restart odoo16</w:t>
             </w:r>
             <w:r>
               <w:rPr>
@@ -6969,7 +8103,14 @@
                 <w:sz w:val="20"/>
               </w:rPr>
               <w:br/>
-              <w:t># Odoo log file inside container</w:t>
+            </w:r>
+            <w:r>
+              <w:rPr>
+                <w:rFonts w:ascii="Courier New" w:hAnsi="Courier New"/>
+                <w:sz w:val="20"/>
+              </w:rPr>
+              <w:lastRenderedPageBreak/>
+              <w:t># Restart FastAPI (after route or config change)</w:t>
             </w:r>
             <w:r>
               <w:rPr>
@@ -6977,7 +8118,7 @@
                 <w:sz w:val="20"/>
               </w:rPr>
               <w:br/>
-              <w:t>tail -f etc/odoo-server.log</w:t>
+              <w:t>docker compose restart fastapi</w:t>
             </w:r>
             <w:r>
               <w:rPr>
@@ -6992,7 +8133,7 @@
                 <w:sz w:val="20"/>
               </w:rPr>
               <w:br/>
-              <w:t># FastAPI logs</w:t>
+              <w:t># Restart everything</w:t>
             </w:r>
             <w:r>
               <w:rPr>
@@ -7000,7 +8141,7 @@
                 <w:sz w:val="20"/>
               </w:rPr>
               <w:br/>
-              <w:t>docker compose logs -f fastapi</w:t>
+              <w:t>docker compose down &amp;&amp; docker compose up -d</w:t>
             </w:r>
           </w:p>
         </w:tc>
@@ -7011,11 +8152,109 @@
       <w:pPr>
         <w:pStyle w:val="Heading2"/>
       </w:pPr>
-      <w:bookmarkStart w:id="31" w:name="_Toc228116226"/>
+      <w:bookmarkStart w:id="31" w:name="_Toc228118496"/>
+      <w:r>
+        <w:t>7.3  Viewing Logs</w:t>
+      </w:r>
+      <w:bookmarkEnd w:id="31"/>
+    </w:p>
+    <w:tbl>
+      <w:tblPr>
+        <w:tblStyle w:val="TableGrid"/>
+        <w:tblW w:w="0" w:type="auto"/>
+        <w:tblLook w:val="04A0" w:firstRow="1" w:lastRow="0" w:firstColumn="1" w:lastColumn="0" w:noHBand="0" w:noVBand="1"/>
+      </w:tblPr>
+      <w:tblGrid>
+        <w:gridCol w:w="8640"/>
+      </w:tblGrid>
+      <w:tr>
+        <w:tc>
+          <w:tcPr>
+            <w:tcW w:w="8640" w:type="dxa"/>
+            <w:shd w:val="clear" w:color="auto" w:fill="F2F2F2"/>
+          </w:tcPr>
+          <w:p>
+            <w:r>
+              <w:rPr>
+                <w:rFonts w:ascii="Courier New" w:hAnsi="Courier New"/>
+                <w:sz w:val="20"/>
+              </w:rPr>
+              <w:t># Live Odoo logs</w:t>
+            </w:r>
+            <w:r>
+              <w:rPr>
+                <w:rFonts w:ascii="Courier New" w:hAnsi="Courier New"/>
+                <w:sz w:val="20"/>
+              </w:rPr>
+              <w:br/>
+            </w:r>
+            <w:r>
+              <w:rPr>
+                <w:rFonts w:ascii="Courier New" w:hAnsi="Courier New"/>
+                <w:sz w:val="20"/>
+              </w:rPr>
+              <w:t>docker compose logs -f odoo16</w:t>
+            </w:r>
+            <w:r>
+              <w:rPr>
+                <w:rFonts w:ascii="Courier New" w:hAnsi="Courier New"/>
+                <w:sz w:val="20"/>
+              </w:rPr>
+              <w:br/>
+            </w:r>
+            <w:r>
+              <w:rPr>
+                <w:rFonts w:ascii="Courier New" w:hAnsi="Courier New"/>
+                <w:sz w:val="20"/>
+              </w:rPr>
+              <w:br/>
+              <w:t># Odoo log file inside container</w:t>
+            </w:r>
+            <w:r>
+              <w:rPr>
+                <w:rFonts w:ascii="Courier New" w:hAnsi="Courier New"/>
+                <w:sz w:val="20"/>
+              </w:rPr>
+              <w:br/>
+              <w:t>tail -f etc/odoo-server.log</w:t>
+            </w:r>
+            <w:r>
+              <w:rPr>
+                <w:rFonts w:ascii="Courier New" w:hAnsi="Courier New"/>
+                <w:sz w:val="20"/>
+              </w:rPr>
+              <w:br/>
+            </w:r>
+            <w:r>
+              <w:rPr>
+                <w:rFonts w:ascii="Courier New" w:hAnsi="Courier New"/>
+                <w:sz w:val="20"/>
+              </w:rPr>
+              <w:br/>
+              <w:t># FastAPI logs</w:t>
+            </w:r>
+            <w:r>
+              <w:rPr>
+                <w:rFonts w:ascii="Courier New" w:hAnsi="Courier New"/>
+                <w:sz w:val="20"/>
+              </w:rPr>
+              <w:br/>
+              <w:t>docker compose logs -f fastapi</w:t>
+            </w:r>
+          </w:p>
+        </w:tc>
+      </w:tr>
+    </w:tbl>
+    <w:p/>
+    <w:p>
+      <w:pPr>
+        <w:pStyle w:val="Heading2"/>
+      </w:pPr>
+      <w:bookmarkStart w:id="32" w:name="_Toc228118497"/>
       <w:r>
         <w:t>7.4  JavaScript / Frontend Changes</w:t>
       </w:r>
-      <w:bookmarkEnd w:id="31"/>
+      <w:bookmarkEnd w:id="32"/>
     </w:p>
     <w:p>
       <w:r>
@@ -7026,11 +8265,11 @@
       <w:pPr>
         <w:pStyle w:val="Heading2"/>
       </w:pPr>
-      <w:bookmarkStart w:id="32" w:name="_Toc228116227"/>
+      <w:bookmarkStart w:id="33" w:name="_Toc228118498"/>
       <w:r>
         <w:t>7.5  Adding a New Field</w:t>
       </w:r>
-      <w:bookmarkEnd w:id="32"/>
+      <w:bookmarkEnd w:id="33"/>
     </w:p>
     <w:p>
       <w:pPr>
@@ -7077,21 +8316,21 @@
       <w:pPr>
         <w:pStyle w:val="Heading1"/>
       </w:pPr>
-      <w:bookmarkStart w:id="33" w:name="_Toc228116228"/>
+      <w:bookmarkStart w:id="34" w:name="_Toc228118499"/>
       <w:r>
         <w:t>8. Key Configuration Files</w:t>
       </w:r>
-      <w:bookmarkEnd w:id="33"/>
+      <w:bookmarkEnd w:id="34"/>
     </w:p>
     <w:p>
       <w:pPr>
         <w:pStyle w:val="Heading2"/>
       </w:pPr>
-      <w:bookmarkStart w:id="34" w:name="_Toc228116229"/>
+      <w:bookmarkStart w:id="35" w:name="_Toc228118500"/>
       <w:r>
         <w:t>8.1  etc/odoo.conf</w:t>
       </w:r>
-      <w:bookmarkEnd w:id="34"/>
+      <w:bookmarkEnd w:id="35"/>
     </w:p>
     <w:tbl>
       <w:tblPr>
@@ -7248,6 +8487,7 @@
           </w:tcPr>
           <w:p>
             <w:r>
+              <w:lastRenderedPageBreak/>
               <w:t>proxy_mode</w:t>
             </w:r>
           </w:p>
@@ -7313,11 +8553,273 @@
       <w:pPr>
         <w:pStyle w:val="Heading2"/>
       </w:pPr>
-      <w:bookmarkStart w:id="35" w:name="_Toc228116230"/>
+      <w:bookmarkStart w:id="36" w:name="_Toc228118501"/>
       <w:r>
-        <w:t>8.2  queue_job channels</w:t>
+        <w:t>8.2  fastapi/.env</w:t>
       </w:r>
-      <w:bookmarkEnd w:id="35"/>
+      <w:bookmarkEnd w:id="36"/>
+    </w:p>
+    <w:p>
+      <w:r>
+        <w:t>The FastAPI service reads all runtime configuration from fastapi/.env. This file is volume-mounted into the fastapi container and must be present before starting the stack.</w:t>
+      </w:r>
+    </w:p>
+    <w:p/>
+    <w:tbl>
+      <w:tblPr>
+        <w:tblStyle w:val="TableGrid"/>
+        <w:tblW w:w="0" w:type="auto"/>
+        <w:tblLook w:val="04A0" w:firstRow="1" w:lastRow="0" w:firstColumn="1" w:lastColumn="0" w:noHBand="0" w:noVBand="1"/>
+      </w:tblPr>
+      <w:tblGrid>
+        <w:gridCol w:w="2061"/>
+        <w:gridCol w:w="4569"/>
+        <w:gridCol w:w="2226"/>
+      </w:tblGrid>
+      <w:tr>
+        <w:tc>
+          <w:tcPr>
+            <w:tcW w:w="2880" w:type="dxa"/>
+          </w:tcPr>
+          <w:p>
+            <w:r>
+              <w:rPr>
+                <w:b/>
+              </w:rPr>
+              <w:t>Group</w:t>
+            </w:r>
+          </w:p>
+        </w:tc>
+        <w:tc>
+          <w:tcPr>
+            <w:tcW w:w="2880" w:type="dxa"/>
+          </w:tcPr>
+          <w:p>
+            <w:r>
+              <w:rPr>
+                <w:b/>
+              </w:rPr>
+              <w:t>Key Variables</w:t>
+            </w:r>
+          </w:p>
+        </w:tc>
+        <w:tc>
+          <w:tcPr>
+            <w:tcW w:w="2880" w:type="dxa"/>
+          </w:tcPr>
+          <w:p>
+            <w:r>
+              <w:rPr>
+                <w:b/>
+              </w:rPr>
+              <w:t>Purpose</w:t>
+            </w:r>
+          </w:p>
+        </w:tc>
+      </w:tr>
+      <w:tr>
+        <w:tc>
+          <w:tcPr>
+            <w:tcW w:w="2880" w:type="dxa"/>
+          </w:tcPr>
+          <w:p>
+            <w:r>
+              <w:t>Database</w:t>
+            </w:r>
+          </w:p>
+        </w:tc>
+        <w:tc>
+          <w:tcPr>
+            <w:tcW w:w="2880" w:type="dxa"/>
+          </w:tcPr>
+          <w:p>
+            <w:r>
+              <w:t>POSTGRES_HOST, POSTGRES_PORT, POSTGRES_DB, POSTGRES_USER, POSTGRES_PASSWORD</w:t>
+            </w:r>
+          </w:p>
+        </w:tc>
+        <w:tc>
+          <w:tcPr>
+            <w:tcW w:w="2880" w:type="dxa"/>
+          </w:tcPr>
+          <w:p>
+            <w:r>
+              <w:t>Connection to PgBouncer / PostgreSQL for direct DB queries</w:t>
+            </w:r>
+          </w:p>
+        </w:tc>
+      </w:tr>
+      <w:tr>
+        <w:tc>
+          <w:tcPr>
+            <w:tcW w:w="2880" w:type="dxa"/>
+          </w:tcPr>
+          <w:p>
+            <w:r>
+              <w:t>Odoo API</w:t>
+            </w:r>
+          </w:p>
+        </w:tc>
+        <w:tc>
+          <w:tcPr>
+            <w:tcW w:w="2880" w:type="dxa"/>
+          </w:tcPr>
+          <w:p>
+            <w:r>
+              <w:t>ODOO_BASE_URL, ODOO_DB, ODOO_USERNAME, ODOO_PASSWORD</w:t>
+            </w:r>
+          </w:p>
+        </w:tc>
+        <w:tc>
+          <w:tcPr>
+            <w:tcW w:w="2880" w:type="dxa"/>
+          </w:tcPr>
+          <w:p>
+            <w:r>
+              <w:t>XML-RPC connection back to the Odoo instance for ORM operations</w:t>
+            </w:r>
+          </w:p>
+        </w:tc>
+      </w:tr>
+      <w:tr>
+        <w:tc>
+          <w:tcPr>
+            <w:tcW w:w="2880" w:type="dxa"/>
+          </w:tcPr>
+          <w:p>
+            <w:r>
+              <w:t>RQ / Scheduler</w:t>
+            </w:r>
+          </w:p>
+        </w:tc>
+        <w:tc>
+          <w:tcPr>
+            <w:tcW w:w="2880" w:type="dxa"/>
+          </w:tcPr>
+          <w:p>
+            <w:r>
+              <w:t>RQ_QUEUE_NAME, RQ_SCHEDULER_POLL_INTERVAL_SECONDS, RQ_SCHEDULER_CRON, RQ_SCHEDULER_JOB_ID</w:t>
+            </w:r>
+          </w:p>
+        </w:tc>
+        <w:tc>
+          <w:tcPr>
+            <w:tcW w:w="2880" w:type="dxa"/>
+          </w:tcPr>
+          <w:p>
+            <w:r>
+              <w:t>Redis Queue configuration and scheduled job timing</w:t>
+            </w:r>
+          </w:p>
+        </w:tc>
+      </w:tr>
+      <w:tr>
+        <w:tc>
+          <w:tcPr>
+            <w:tcW w:w="2880" w:type="dxa"/>
+          </w:tcPr>
+          <w:p>
+            <w:r>
+              <w:t>Alert Jobs</w:t>
+            </w:r>
+          </w:p>
+        </w:tc>
+        <w:tc>
+          <w:tcPr>
+            <w:tcW w:w="2880" w:type="dxa"/>
+          </w:tcPr>
+          <w:p>
+            <w:r>
+              <w:t>ALERT_JOBS_FILE, ALERT_QUERY_SQL, ALERT_QUERY_ENABLED, ALERT_EMAIL_TO, ALERT_EMAIL_SUBJECT, ALERT_EMAIL_LOGO_URL, ALERT_JOBS_SYNC_INTERVAL_SECONDS</w:t>
+            </w:r>
+          </w:p>
+        </w:tc>
+        <w:tc>
+          <w:tcPr>
+            <w:tcW w:w="2880" w:type="dxa"/>
+          </w:tcPr>
+          <w:p>
+            <w:r>
+              <w:t>Alert query execution and email notification settings</w:t>
+            </w:r>
+          </w:p>
+        </w:tc>
+      </w:tr>
+      <w:tr>
+        <w:tc>
+          <w:tcPr>
+            <w:tcW w:w="2880" w:type="dxa"/>
+          </w:tcPr>
+          <w:p>
+            <w:r>
+              <w:t>Mail / SMTP</w:t>
+            </w:r>
+          </w:p>
+        </w:tc>
+        <w:tc>
+          <w:tcPr>
+            <w:tcW w:w="2880" w:type="dxa"/>
+          </w:tcPr>
+          <w:p>
+            <w:r>
+              <w:t>MAIL_SERVER, MAIL_PORT, MAIL_USERNAME, MAIL_PASSWORD, MAIL_FROM, MAIL_FROM_NAME, MAIL_STARTTLS, MAIL_SSL_TLS, MAIL_VALIDATE_CERTS</w:t>
+            </w:r>
+          </w:p>
+        </w:tc>
+        <w:tc>
+          <w:tcPr>
+            <w:tcW w:w="2880" w:type="dxa"/>
+          </w:tcPr>
+          <w:p>
+            <w:r>
+              <w:t>Outbound SMTP settings for alert emails</w:t>
+            </w:r>
+          </w:p>
+        </w:tc>
+      </w:tr>
+      <w:tr>
+        <w:tc>
+          <w:tcPr>
+            <w:tcW w:w="2880" w:type="dxa"/>
+          </w:tcPr>
+          <w:p>
+            <w:r>
+              <w:t>ML / Training</w:t>
+            </w:r>
+          </w:p>
+        </w:tc>
+        <w:tc>
+          <w:tcPr>
+            <w:tcW w:w="2880" w:type="dxa"/>
+          </w:tcPr>
+          <w:p>
+            <w:r>
+              <w:t>TRAINING_DATA_PATH</w:t>
+            </w:r>
+          </w:p>
+        </w:tc>
+        <w:tc>
+          <w:tcPr>
+            <w:tcW w:w="2880" w:type="dxa"/>
+          </w:tcPr>
+          <w:p>
+            <w:r>
+              <w:t>Absolute path (inside container) to fraud-detection training CSV</w:t>
+            </w:r>
+          </w:p>
+        </w:tc>
+      </w:tr>
+    </w:tbl>
+    <w:p/>
+    <w:p>
+      <w:pPr>
+        <w:pStyle w:val="Heading2"/>
+      </w:pPr>
+      <w:bookmarkStart w:id="37" w:name="_Toc228118502"/>
+      <w:r>
+        <w:t>8.3  queue_job channels</w:t>
+      </w:r>
+      <w:bookmarkEnd w:id="37"/>
     </w:p>
     <w:p>
       <w:r>
@@ -7329,6 +8831,7 @@
         <w:pStyle w:val="ListBullet"/>
       </w:pPr>
       <w:r>
+        <w:lastRenderedPageBreak/>
         <w:t>root:4 — up to 4 concurrent background jobs overall</w:t>
       </w:r>
     </w:p>
@@ -7344,11 +8847,11 @@
       <w:pPr>
         <w:pStyle w:val="Heading2"/>
       </w:pPr>
-      <w:bookmarkStart w:id="36" w:name="_Toc228116231"/>
+      <w:bookmarkStart w:id="38" w:name="_Toc228118503"/>
       <w:r>
-        <w:t>8.3  Redis configuration</w:t>
+        <w:t>8.4  Redis configuration</w:t>
       </w:r>
-      <w:bookmarkEnd w:id="36"/>
+      <w:bookmarkEnd w:id="38"/>
     </w:p>
     <w:tbl>
       <w:tblPr>
@@ -7460,21 +8963,21 @@
       <w:pPr>
         <w:pStyle w:val="Heading1"/>
       </w:pPr>
-      <w:bookmarkStart w:id="37" w:name="_Toc228116232"/>
+      <w:bookmarkStart w:id="39" w:name="_Toc228118504"/>
       <w:r>
         <w:t>9. Security Architecture</w:t>
       </w:r>
-      <w:bookmarkEnd w:id="37"/>
+      <w:bookmarkEnd w:id="39"/>
     </w:p>
     <w:p>
       <w:pPr>
         <w:pStyle w:val="Heading2"/>
       </w:pPr>
-      <w:bookmarkStart w:id="38" w:name="_Toc228116233"/>
+      <w:bookmarkStart w:id="40" w:name="_Toc228118505"/>
       <w:r>
         <w:t>9.1  SQL Injection Defence (5 layers)</w:t>
       </w:r>
-      <w:bookmarkEnd w:id="38"/>
+      <w:bookmarkEnd w:id="40"/>
     </w:p>
     <w:p>
       <w:r>
@@ -7486,7 +8989,6 @@
         <w:pStyle w:val="ListNumber"/>
       </w:pPr>
       <w:r>
-        <w:lastRenderedPageBreak/>
         <w:t>Input validation — length, character set, null checks</w:t>
       </w:r>
     </w:p>
@@ -7532,11 +9034,11 @@
       <w:pPr>
         <w:pStyle w:val="Heading2"/>
       </w:pPr>
-      <w:bookmarkStart w:id="39" w:name="_Toc228116234"/>
+      <w:bookmarkStart w:id="41" w:name="_Toc228118506"/>
       <w:r>
         <w:t>9.2  Role-Based Access Control</w:t>
       </w:r>
-      <w:bookmarkEnd w:id="39"/>
+      <w:bookmarkEnd w:id="41"/>
     </w:p>
     <w:tbl>
       <w:tblPr>
@@ -7715,6 +9217,7 @@
           </w:tcPr>
           <w:p>
             <w:r>
+              <w:lastRenderedPageBreak/>
               <w:t>base.group_system</w:t>
             </w:r>
           </w:p>
@@ -7736,11 +9239,11 @@
       <w:pPr>
         <w:pStyle w:val="Heading1"/>
       </w:pPr>
-      <w:bookmarkStart w:id="40" w:name="_Toc228116235"/>
+      <w:bookmarkStart w:id="42" w:name="_Toc228118507"/>
       <w:r>
         <w:t>10. Common Issues &amp; Troubleshooting</w:t>
       </w:r>
-      <w:bookmarkEnd w:id="40"/>
+      <w:bookmarkEnd w:id="42"/>
     </w:p>
     <w:tbl>
       <w:tblPr>
@@ -7749,8 +9252,8 @@
         <w:tblLook w:val="04A0" w:firstRow="1" w:lastRow="0" w:firstColumn="1" w:lastColumn="0" w:noHBand="0" w:noVBand="1"/>
       </w:tblPr>
       <w:tblGrid>
-        <w:gridCol w:w="3953"/>
-        <w:gridCol w:w="4903"/>
+        <w:gridCol w:w="4320"/>
+        <w:gridCol w:w="4320"/>
       </w:tblGrid>
       <w:tr>
         <w:tc>
@@ -7841,7 +9344,7 @@
           </w:tcPr>
           <w:p>
             <w:r>
-              <w:t>The module is not installed in the DB. The upgrade script auto-detects this and uses -i. Confirm with: docker compose exec db psql -U odoo -d matrics_dev -c "SELECT name, state FROM ir_module_module WHERE name='&lt;module&gt;';"</w:t>
+              <w:t>The module is not installed in the DB. The upgrade script auto-detects this and uses -i.</w:t>
             </w:r>
           </w:p>
         </w:tc>
@@ -7875,7 +9378,6 @@
           </w:tcPr>
           <w:p>
             <w:r>
-              <w:lastRenderedPageBreak/>
               <w:t>Chart validation warnings on install</w:t>
             </w:r>
           </w:p>
@@ -7886,7 +9388,7 @@
           </w:tcPr>
           <w:p>
             <w:r>
-              <w:t>Expected — charts referencing tables that don't exist yet are skipped with a WARNING. They will validate correctly after tables are created.</w:t>
+              <w:t>Expected — charts referencing tables that don't exist yet are skipped. They will validate correctly after tables are created.</w:t>
             </w:r>
           </w:p>
         </w:tc>
@@ -7908,7 +9410,7 @@
           </w:tcPr>
           <w:p>
             <w:r>
-              <w:t>A chart record in a parent module references a model from a child module. Move the chart record to the child module's data file (see case_management/data/demo/case_charts.xml as the pattern).</w:t>
+              <w:t>A chart record in a parent module references a model from a child module. Move the chart record to the child module's data file.</w:t>
             </w:r>
           </w:p>
         </w:tc>
@@ -7974,7 +9476,51 @@
           </w:tcPr>
           <w:p>
             <w:r>
-              <w:t>A required .jar is missing from .docker/seatunnel/lib/. Copy the missing connector jar into that directory and restart: docker compose restart seatunnel</w:t>
+              <w:t>A required .jar is missing from .docker/seatunnel/lib/. Copy the missing jar and restart: docker compose restart seatunnel</w:t>
+            </w:r>
+          </w:p>
+        </w:tc>
+      </w:tr>
+      <w:tr>
+        <w:tc>
+          <w:tcPr>
+            <w:tcW w:w="4320" w:type="dxa"/>
+          </w:tcPr>
+          <w:p>
+            <w:r>
+              <w:t>FastAPI fails to start — missing env var</w:t>
+            </w:r>
+          </w:p>
+        </w:tc>
+        <w:tc>
+          <w:tcPr>
+            <w:tcW w:w="4320" w:type="dxa"/>
+          </w:tcPr>
+          <w:p>
+            <w:r>
+              <w:t>fastapi/.env is missing or incomplete. Compare against fastapi/.env.example and fill in all required values.</w:t>
+            </w:r>
+          </w:p>
+        </w:tc>
+      </w:tr>
+      <w:tr>
+        <w:tc>
+          <w:tcPr>
+            <w:tcW w:w="4320" w:type="dxa"/>
+          </w:tcPr>
+          <w:p>
+            <w:r>
+              <w:t>FastAPI alert emails not sending</w:t>
+            </w:r>
+          </w:p>
+        </w:tc>
+        <w:tc>
+          <w:tcPr>
+            <w:tcW w:w="4320" w:type="dxa"/>
+          </w:tcPr>
+          <w:p>
+            <w:r>
+              <w:t>Check MAIL_* variables in fastapi/.env. Verify MAIL_SSL_TLS and MAIL_PORT match your SMTP provider's requirements.</w:t>
             </w:r>
           </w:p>
         </w:tc>
@@ -7985,11 +9531,12 @@
       <w:pPr>
         <w:pStyle w:val="Heading1"/>
       </w:pPr>
-      <w:bookmarkStart w:id="41" w:name="_Toc228116236"/>
+      <w:bookmarkStart w:id="43" w:name="_Toc228118508"/>
       <w:r>
+        <w:lastRenderedPageBreak/>
         <w:t>11. CI / CD Pipeline</w:t>
       </w:r>
-      <w:bookmarkEnd w:id="41"/>
+      <w:bookmarkEnd w:id="43"/>
     </w:p>
     <w:p>
       <w:r>
@@ -8046,6 +9593,14 @@
         <w:pStyle w:val="ListNumber"/>
       </w:pPr>
       <w:r>
+        <w:t>Restart FastAPI if fastapi/ files changed: docker compose restart fastapi</w:t>
+      </w:r>
+    </w:p>
+    <w:p>
+      <w:pPr>
+        <w:pStyle w:val="ListNumber"/>
+      </w:pPr>
+      <w:r>
         <w:t>Verify: docker compose logs --tail=50 odoo16</w:t>
       </w:r>
     </w:p>
@@ -8054,21 +9609,21 @@
       <w:pPr>
         <w:pStyle w:val="Heading1"/>
       </w:pPr>
-      <w:bookmarkStart w:id="42" w:name="_Toc228116237"/>
+      <w:bookmarkStart w:id="44" w:name="_Toc228118509"/>
       <w:r>
         <w:t>12. Contacts</w:t>
       </w:r>
-      <w:bookmarkEnd w:id="42"/>
+      <w:bookmarkEnd w:id="44"/>
     </w:p>
     <w:p>
       <w:pPr>
         <w:pStyle w:val="Heading2"/>
       </w:pPr>
-      <w:bookmarkStart w:id="43" w:name="_Toc228116238"/>
+      <w:bookmarkStart w:id="45" w:name="_Toc228118510"/>
       <w:r>
         <w:t>12.1  Internal Contacts</w:t>
       </w:r>
-      <w:bookmarkEnd w:id="43"/>
+      <w:bookmarkEnd w:id="45"/>
     </w:p>
     <w:tbl>
       <w:tblPr>
@@ -8161,7 +9716,6 @@
           </w:tcPr>
           <w:p>
             <w:r>
-              <w:lastRenderedPageBreak/>
               <w:t>Backend Developer</w:t>
             </w:r>
           </w:p>
@@ -8193,11 +9747,11 @@
       <w:pPr>
         <w:pStyle w:val="Heading1"/>
       </w:pPr>
-      <w:bookmarkStart w:id="44" w:name="_Toc228116239"/>
+      <w:bookmarkStart w:id="46" w:name="_Toc228118511"/>
       <w:r>
         <w:t>13. Per-Client Custom Development</w:t>
       </w:r>
-      <w:bookmarkEnd w:id="44"/>
+      <w:bookmarkEnd w:id="46"/>
     </w:p>
     <w:p>
       <w:r>
@@ -8209,18 +9763,12 @@
       <w:pPr>
         <w:pStyle w:val="Heading2"/>
       </w:pPr>
-      <w:bookmarkStart w:id="45" w:name="_Toc228116240"/>
+      <w:bookmarkStart w:id="47" w:name="_Toc228118512"/>
       <w:r>
         <w:t>13.1  /custom Folder Structure</w:t>
       </w:r>
-      <w:bookmarkEnd w:id="45"/>
+      <w:bookmarkEnd w:id="47"/>
     </w:p>
-    <w:p>
-      <w:r>
-        <w:t>The /custom folder is volume-mounted into the relevant containers and its sub-paths are already wired into the stack configuration:</w:t>
-      </w:r>
-    </w:p>
-    <w:p/>
     <w:tbl>
       <w:tblPr>
         <w:tblStyle w:val="TableGrid"/>
@@ -8312,6 +9860,7 @@
           </w:tcPr>
           <w:p>
             <w:r>
+              <w:lastRenderedPageBreak/>
               <w:t>custom/fastapi/</w:t>
             </w:r>
           </w:p>
@@ -8354,7 +9903,7 @@
           </w:tcPr>
           <w:p>
             <w:r>
-              <w:t>Client-specific SeaTunnel .conf files and shell scripts</w:t>
+              <w:t>Client-specific SeaTunnel .conf files and scripts</w:t>
             </w:r>
           </w:p>
         </w:tc>
@@ -8373,7 +9922,7 @@
     <w:p/>
     <w:p>
       <w:r>
-        <w:t>A working example of the complete /custom layout — including a FastAPI route, SeaTunnel config, and supporting models — is available as a reference archive:</w:t>
+        <w:t>A working example of the complete /custom layout is available as a reference archive:</w:t>
       </w:r>
     </w:p>
     <w:p>
@@ -8389,18 +9938,12 @@
       <w:pPr>
         <w:pStyle w:val="Heading2"/>
       </w:pPr>
-      <w:bookmarkStart w:id="46" w:name="_Toc228116241"/>
+      <w:bookmarkStart w:id="48" w:name="_Toc228118513"/>
       <w:r>
         <w:t>13.2  Example: Custom Odoo Module</w:t>
       </w:r>
-      <w:bookmarkEnd w:id="46"/>
+      <w:bookmarkEnd w:id="48"/>
     </w:p>
-    <w:p>
-      <w:r>
-        <w:t>Create a new directory under custom/addons/ for the client module. The structure mirrors any module in matrics_addons/.</w:t>
-      </w:r>
-    </w:p>
-    <w:p/>
     <w:tbl>
       <w:tblPr>
         <w:tblStyle w:val="TableGrid"/>
@@ -8430,7 +9973,7 @@
                 <w:sz w:val="20"/>
               </w:rPr>
               <w:br/>
-              <w:t>└── acme_kyc_extension/          # client-specific module name</w:t>
+              <w:t>└── acme_kyc_extension/</w:t>
             </w:r>
             <w:r>
               <w:rPr>
@@ -8454,13 +9997,6 @@
                 <w:sz w:val="20"/>
               </w:rPr>
               <w:br/>
-            </w:r>
-            <w:r>
-              <w:rPr>
-                <w:rFonts w:ascii="Courier New" w:hAnsi="Courier New"/>
-                <w:sz w:val="20"/>
-              </w:rPr>
-              <w:lastRenderedPageBreak/>
               <w:t xml:space="preserve">    ├── models/</w:t>
             </w:r>
             <w:r>
@@ -8521,7 +10057,7 @@
         <w:rPr>
           <w:b/>
         </w:rPr>
-        <w:t>__manifest__.py — minimal example:</w:t>
+        <w:t>__manifest__.py:</w:t>
       </w:r>
     </w:p>
     <w:tbl>
@@ -8545,14 +10081,6 @@
                 <w:rFonts w:ascii="Courier New" w:hAnsi="Courier New"/>
                 <w:sz w:val="20"/>
               </w:rPr>
-              <w:t># -*- coding: utf-8 -*-</w:t>
-            </w:r>
-            <w:r>
-              <w:rPr>
-                <w:rFonts w:ascii="Courier New" w:hAnsi="Courier New"/>
-                <w:sz w:val="20"/>
-              </w:rPr>
-              <w:br/>
               <w:t>{</w:t>
             </w:r>
             <w:r>
@@ -8661,7 +10189,7 @@
         <w:rPr>
           <w:b/>
         </w:rPr>
-        <w:t>models/res_partner_ext.py — adding a client-specific field:</w:t>
+        <w:t>models/res_partner_ext.py:</w:t>
       </w:r>
     </w:p>
     <w:tbl>
@@ -8700,6 +10228,12 @@
                 <w:sz w:val="20"/>
               </w:rPr>
               <w:br/>
+            </w:r>
+            <w:r>
+              <w:rPr>
+                <w:rFonts w:ascii="Courier New" w:hAnsi="Courier New"/>
+                <w:sz w:val="20"/>
+              </w:rPr>
               <w:t>class ResPartnerExt(models.Model):</w:t>
             </w:r>
             <w:r>
@@ -8731,6 +10265,13 @@
                 <w:sz w:val="20"/>
               </w:rPr>
               <w:br/>
+            </w:r>
+            <w:r>
+              <w:rPr>
+                <w:rFonts w:ascii="Courier New" w:hAnsi="Courier New"/>
+                <w:sz w:val="20"/>
+              </w:rPr>
+              <w:lastRenderedPageBreak/>
               <w:t xml:space="preserve">        [('tier1', 'Tier 1'), ('tier2', 'Tier 2'), ('tier3', 'Tier 3')],</w:t>
             </w:r>
             <w:r>
@@ -8754,10 +10295,43 @@
       </w:tr>
     </w:tbl>
     <w:p/>
+    <w:tbl>
+      <w:tblPr>
+        <w:tblStyle w:val="TableGrid"/>
+        <w:tblW w:w="0" w:type="auto"/>
+        <w:tblLook w:val="04A0" w:firstRow="1" w:lastRow="0" w:firstColumn="1" w:lastColumn="0" w:noHBand="0" w:noVBand="1"/>
+      </w:tblPr>
+      <w:tblGrid>
+        <w:gridCol w:w="8640"/>
+      </w:tblGrid>
+      <w:tr>
+        <w:tc>
+          <w:tcPr>
+            <w:tcW w:w="8640" w:type="dxa"/>
+            <w:shd w:val="clear" w:color="auto" w:fill="F2F2F2"/>
+          </w:tcPr>
+          <w:p>
+            <w:r>
+              <w:rPr>
+                <w:rFonts w:ascii="Courier New" w:hAnsi="Courier New"/>
+                <w:sz w:val="20"/>
+              </w:rPr>
+              <w:t>./upgrade_modules.sh acme_kyc_extension</w:t>
+            </w:r>
+          </w:p>
+        </w:tc>
+      </w:tr>
+    </w:tbl>
+    <w:p/>
     <w:p>
+      <w:pPr>
+        <w:pStyle w:val="Heading2"/>
+      </w:pPr>
+      <w:bookmarkStart w:id="49" w:name="_Toc228118514"/>
       <w:r>
-        <w:t>After adding the module, install it with:</w:t>
+        <w:t>13.3  Example: Custom FastAPI Route</w:t>
       </w:r>
+      <w:bookmarkEnd w:id="49"/>
     </w:p>
     <w:tbl>
       <w:tblPr>
@@ -8780,51 +10354,6 @@
                 <w:rFonts w:ascii="Courier New" w:hAnsi="Courier New"/>
                 <w:sz w:val="20"/>
               </w:rPr>
-              <w:t>./upgrade_modules.sh acme_kyc_extension</w:t>
-            </w:r>
-          </w:p>
-        </w:tc>
-      </w:tr>
-    </w:tbl>
-    <w:p/>
-    <w:p>
-      <w:pPr>
-        <w:pStyle w:val="Heading2"/>
-      </w:pPr>
-      <w:bookmarkStart w:id="47" w:name="_Toc228116242"/>
-      <w:r>
-        <w:t>13.3  Example: Custom FastAPI Route</w:t>
-      </w:r>
-      <w:bookmarkEnd w:id="47"/>
-    </w:p>
-    <w:p>
-      <w:r>
-        <w:t>Add new route files under custom/fastapi/routes/&lt;feature&gt;/. The FastAPI application auto-discovers and registers all routers placed there.</w:t>
-      </w:r>
-    </w:p>
-    <w:p/>
-    <w:tbl>
-      <w:tblPr>
-        <w:tblStyle w:val="TableGrid"/>
-        <w:tblW w:w="0" w:type="auto"/>
-        <w:tblLook w:val="04A0" w:firstRow="1" w:lastRow="0" w:firstColumn="1" w:lastColumn="0" w:noHBand="0" w:noVBand="1"/>
-      </w:tblPr>
-      <w:tblGrid>
-        <w:gridCol w:w="8640"/>
-      </w:tblGrid>
-      <w:tr>
-        <w:tc>
-          <w:tcPr>
-            <w:tcW w:w="8640" w:type="dxa"/>
-            <w:shd w:val="clear" w:color="auto" w:fill="F2F2F2"/>
-          </w:tcPr>
-          <w:p>
-            <w:r>
-              <w:rPr>
-                <w:rFonts w:ascii="Courier New" w:hAnsi="Courier New"/>
-                <w:sz w:val="20"/>
-              </w:rPr>
-              <w:lastRenderedPageBreak/>
               <w:t>custom/fastapi/</w:t>
             </w:r>
             <w:r>
@@ -8841,7 +10370,7 @@
                 <w:sz w:val="20"/>
               </w:rPr>
               <w:br/>
-              <w:t>│   └── acme_transaction.py      # SQLAlchemy model</w:t>
+              <w:t>│   └── acme_transaction.py</w:t>
             </w:r>
             <w:r>
               <w:rPr>
@@ -8857,7 +10386,7 @@
                 <w:sz w:val="20"/>
               </w:rPr>
               <w:br/>
-              <w:t>│   └── acme_transaction.py      # data-access / business logic</w:t>
+              <w:t>│   └── acme_transaction.py</w:t>
             </w:r>
             <w:r>
               <w:rPr>
@@ -9017,23 +10546,7 @@
                 <w:sz w:val="20"/>
               </w:rPr>
               <w:br/>
-              <w:t>async def submit_transaction(</w:t>
-            </w:r>
-            <w:r>
-              <w:rPr>
-                <w:rFonts w:ascii="Courier New" w:hAnsi="Courier New"/>
-                <w:sz w:val="20"/>
-              </w:rPr>
-              <w:br/>
-              <w:t xml:space="preserve">    payload: Any = Body(...),</w:t>
-            </w:r>
-            <w:r>
-              <w:rPr>
-                <w:rFonts w:ascii="Courier New" w:hAnsi="Courier New"/>
-                <w:sz w:val="20"/>
-              </w:rPr>
-              <w:br/>
-              <w:t>) -&gt; dict[str, object]:</w:t>
+              <w:t>async def submit_transaction(payload: Any = Body(...)) -&gt; dict[str, object]:</w:t>
             </w:r>
             <w:r>
               <w:rPr>
@@ -9065,14 +10578,14 @@
                 <w:sz w:val="20"/>
               </w:rPr>
               <w:br/>
-              <w:t xml:space="preserve">    logger</w:t>
+              <w:t xml:space="preserve">    logger.info('</w:t>
             </w:r>
             <w:r>
               <w:rPr>
                 <w:rFonts w:ascii="Courier New" w:hAnsi="Courier New"/>
                 <w:sz w:val="20"/>
               </w:rPr>
-              <w:t>.info('Queued %d ACME transaction job(s)', len(jobs))</w:t>
+              <w:t>Queued %d ACME transaction job(s)', len(jobs))</w:t>
             </w:r>
             <w:r>
               <w:rPr>
@@ -9087,9 +10600,133 @@
       </w:tr>
     </w:tbl>
     <w:p/>
+    <w:tbl>
+      <w:tblPr>
+        <w:tblStyle w:val="TableGrid"/>
+        <w:tblW w:w="0" w:type="auto"/>
+        <w:tblLook w:val="04A0" w:firstRow="1" w:lastRow="0" w:firstColumn="1" w:lastColumn="0" w:noHBand="0" w:noVBand="1"/>
+      </w:tblPr>
+      <w:tblGrid>
+        <w:gridCol w:w="8640"/>
+      </w:tblGrid>
+      <w:tr>
+        <w:tc>
+          <w:tcPr>
+            <w:tcW w:w="8640" w:type="dxa"/>
+            <w:shd w:val="clear" w:color="auto" w:fill="F2F2F2"/>
+          </w:tcPr>
+          <w:p>
+            <w:r>
+              <w:rPr>
+                <w:rFonts w:ascii="Courier New" w:hAnsi="Courier New"/>
+                <w:sz w:val="20"/>
+              </w:rPr>
+              <w:t>docker compose restart fastapi</w:t>
+            </w:r>
+          </w:p>
+        </w:tc>
+      </w:tr>
+    </w:tbl>
+    <w:p/>
+    <w:p>
+      <w:pPr>
+        <w:pStyle w:val="Heading2"/>
+      </w:pPr>
+      <w:bookmarkStart w:id="50" w:name="_Toc228118515"/>
+      <w:r>
+        <w:t>13.4  Example: Custom SeaTunnel Config</w:t>
+      </w:r>
+      <w:bookmarkEnd w:id="50"/>
+    </w:p>
+    <w:tbl>
+      <w:tblPr>
+        <w:tblStyle w:val="TableGrid"/>
+        <w:tblW w:w="0" w:type="auto"/>
+        <w:tblLook w:val="04A0" w:firstRow="1" w:lastRow="0" w:firstColumn="1" w:lastColumn="0" w:noHBand="0" w:noVBand="1"/>
+      </w:tblPr>
+      <w:tblGrid>
+        <w:gridCol w:w="8640"/>
+      </w:tblGrid>
+      <w:tr>
+        <w:tc>
+          <w:tcPr>
+            <w:tcW w:w="8640" w:type="dxa"/>
+            <w:shd w:val="clear" w:color="auto" w:fill="F2F2F2"/>
+          </w:tcPr>
+          <w:p>
+            <w:r>
+              <w:rPr>
+                <w:rFonts w:ascii="Courier New" w:hAnsi="Courier New"/>
+                <w:sz w:val="20"/>
+              </w:rPr>
+              <w:t>custom/seatunnel/</w:t>
+            </w:r>
+            <w:r>
+              <w:rPr>
+                <w:rFonts w:ascii="Courier New" w:hAnsi="Courier New"/>
+                <w:sz w:val="20"/>
+              </w:rPr>
+              <w:br/>
+              <w:t>├── .env</w:t>
+            </w:r>
+            <w:r>
+              <w:rPr>
+                <w:rFonts w:ascii="Courier New" w:hAnsi="Courier New"/>
+                <w:sz w:val="20"/>
+              </w:rPr>
+              <w:br/>
+              <w:t>├── conf/</w:t>
+            </w:r>
+            <w:r>
+              <w:rPr>
+                <w:rFonts w:ascii="Courier New" w:hAnsi="Courier New"/>
+                <w:sz w:val="20"/>
+              </w:rPr>
+              <w:br/>
+            </w:r>
+            <w:r>
+              <w:rPr>
+                <w:rFonts w:ascii="Courier New" w:hAnsi="Courier New"/>
+                <w:sz w:val="20"/>
+              </w:rPr>
+              <w:lastRenderedPageBreak/>
+              <w:t>│   ├── acme_accounts.conf</w:t>
+            </w:r>
+            <w:r>
+              <w:rPr>
+                <w:rFonts w:ascii="Courier New" w:hAnsi="Courier New"/>
+                <w:sz w:val="20"/>
+              </w:rPr>
+              <w:br/>
+              <w:t>│   └── acme_accounts_snapshot.conf</w:t>
+            </w:r>
+            <w:r>
+              <w:rPr>
+                <w:rFonts w:ascii="Courier New" w:hAnsi="Courier New"/>
+                <w:sz w:val="20"/>
+              </w:rPr>
+              <w:br/>
+              <w:t>├── acme_accounts.sh</w:t>
+            </w:r>
+            <w:r>
+              <w:rPr>
+                <w:rFonts w:ascii="Courier New" w:hAnsi="Courier New"/>
+                <w:sz w:val="20"/>
+              </w:rPr>
+              <w:br/>
+              <w:t>└── acme_accounts_snapshot.sh</w:t>
+            </w:r>
+          </w:p>
+        </w:tc>
+      </w:tr>
+    </w:tbl>
+    <w:p/>
     <w:p>
       <w:r>
-        <w:t>Restart the FastAPI container to pick up the new route:</w:t>
+        <w:rPr>
+          <w:b/>
+        </w:rPr>
+        <w:t>conf/acme_accounts.conf:</w:t>
       </w:r>
     </w:p>
     <w:tbl>
@@ -9113,141 +10750,6 @@
                 <w:rFonts w:ascii="Courier New" w:hAnsi="Courier New"/>
                 <w:sz w:val="20"/>
               </w:rPr>
-              <w:t>docker compose restart fastapi</w:t>
-            </w:r>
-          </w:p>
-        </w:tc>
-      </w:tr>
-    </w:tbl>
-    <w:p/>
-    <w:p>
-      <w:pPr>
-        <w:pStyle w:val="Heading2"/>
-      </w:pPr>
-      <w:bookmarkStart w:id="48" w:name="_Toc228116243"/>
-      <w:r>
-        <w:t>13.4  Example: Custom SeaTunnel Config</w:t>
-      </w:r>
-      <w:bookmarkEnd w:id="48"/>
-    </w:p>
-    <w:p>
-      <w:r>
-        <w:t>Place client-specific .conf pipeline files under custom/seatunnel/conf/ and corresponding shell scripts under custom/seatunnel/.</w:t>
-      </w:r>
-    </w:p>
-    <w:p/>
-    <w:tbl>
-      <w:tblPr>
-        <w:tblStyle w:val="TableGrid"/>
-        <w:tblW w:w="0" w:type="auto"/>
-        <w:tblLook w:val="04A0" w:firstRow="1" w:lastRow="0" w:firstColumn="1" w:lastColumn="0" w:noHBand="0" w:noVBand="1"/>
-      </w:tblPr>
-      <w:tblGrid>
-        <w:gridCol w:w="8640"/>
-      </w:tblGrid>
-      <w:tr>
-        <w:tc>
-          <w:tcPr>
-            <w:tcW w:w="8640" w:type="dxa"/>
-            <w:shd w:val="clear" w:color="auto" w:fill="F2F2F2"/>
-          </w:tcPr>
-          <w:p>
-            <w:r>
-              <w:rPr>
-                <w:rFonts w:ascii="Courier New" w:hAnsi="Courier New"/>
-                <w:sz w:val="20"/>
-              </w:rPr>
-              <w:t>custom/seatunnel/</w:t>
-            </w:r>
-            <w:r>
-              <w:rPr>
-                <w:rFonts w:ascii="Courier New" w:hAnsi="Courier New"/>
-                <w:sz w:val="20"/>
-              </w:rPr>
-              <w:br/>
-              <w:t>├── .env</w:t>
-            </w:r>
-            <w:r>
-              <w:rPr>
-                <w:rFonts w:ascii="Courier New" w:hAnsi="Courier New"/>
-                <w:sz w:val="20"/>
-              </w:rPr>
-              <w:br/>
-              <w:t>├── conf/</w:t>
-            </w:r>
-            <w:r>
-              <w:rPr>
-                <w:rFonts w:ascii="Courier New" w:hAnsi="Courier New"/>
-                <w:sz w:val="20"/>
-              </w:rPr>
-              <w:br/>
-              <w:t>│   ├── acme_accounts.conf</w:t>
-            </w:r>
-            <w:r>
-              <w:rPr>
-                <w:rFonts w:ascii="Courier New" w:hAnsi="Courier New"/>
-                <w:sz w:val="20"/>
-              </w:rPr>
-              <w:br/>
-              <w:t>│   └── acme_accounts_snapshot.conf</w:t>
-            </w:r>
-            <w:r>
-              <w:rPr>
-                <w:rFonts w:ascii="Courier New" w:hAnsi="Courier New"/>
-                <w:sz w:val="20"/>
-              </w:rPr>
-              <w:br/>
-              <w:t>├── acme_accounts.sh</w:t>
-            </w:r>
-            <w:r>
-              <w:rPr>
-                <w:rFonts w:ascii="Courier New" w:hAnsi="Courier New"/>
-                <w:sz w:val="20"/>
-              </w:rPr>
-              <w:br/>
-            </w:r>
-            <w:r>
-              <w:rPr>
-                <w:rFonts w:ascii="Courier New" w:hAnsi="Courier New"/>
-                <w:sz w:val="20"/>
-              </w:rPr>
-              <w:lastRenderedPageBreak/>
-              <w:t>└── acme_accounts_snapshot.sh</w:t>
-            </w:r>
-          </w:p>
-        </w:tc>
-      </w:tr>
-    </w:tbl>
-    <w:p/>
-    <w:p>
-      <w:r>
-        <w:rPr>
-          <w:b/>
-        </w:rPr>
-        <w:t>conf/acme_accounts.conf — CDC streaming from MySQL to MATRICS FastAPI:</w:t>
-      </w:r>
-    </w:p>
-    <w:tbl>
-      <w:tblPr>
-        <w:tblStyle w:val="TableGrid"/>
-        <w:tblW w:w="0" w:type="auto"/>
-        <w:tblLook w:val="04A0" w:firstRow="1" w:lastRow="0" w:firstColumn="1" w:lastColumn="0" w:noHBand="0" w:noVBand="1"/>
-      </w:tblPr>
-      <w:tblGrid>
-        <w:gridCol w:w="8640"/>
-      </w:tblGrid>
-      <w:tr>
-        <w:tc>
-          <w:tcPr>
-            <w:tcW w:w="8640" w:type="dxa"/>
-            <w:shd w:val="clear" w:color="auto" w:fill="F2F2F2"/>
-          </w:tcPr>
-          <w:p>
-            <w:r>
-              <w:rPr>
-                <w:rFonts w:ascii="Courier New" w:hAnsi="Courier New"/>
-                <w:sz w:val="20"/>
-              </w:rPr>
               <w:t>env {</w:t>
             </w:r>
             <w:r>
@@ -9319,6 +10821,12 @@
                 <w:sz w:val="20"/>
               </w:rPr>
               <w:br/>
+            </w:r>
+            <w:r>
+              <w:rPr>
+                <w:rFonts w:ascii="Courier New" w:hAnsi="Courier New"/>
+                <w:sz w:val="20"/>
+              </w:rPr>
               <w:t xml:space="preserve">    url = "${mysql.jdbc.url}"</w:t>
             </w:r>
             <w:r>
@@ -9399,14 +10907,7 @@
                 <w:sz w:val="20"/>
               </w:rPr>
               <w:br/>
-              <w:t xml:space="preserve">    connect.timeout.ms  = 300</w:t>
-            </w:r>
-            <w:r>
-              <w:rPr>
-                <w:rFonts w:ascii="Courier New" w:hAnsi="Courier New"/>
-                <w:sz w:val="20"/>
-              </w:rPr>
-              <w:t>00</w:t>
+              <w:t xml:space="preserve">    connect.timeout.ms  = 30000</w:t>
             </w:r>
             <w:r>
               <w:rPr>
@@ -9469,7 +10970,14 @@
                 <w:sz w:val="20"/>
               </w:rPr>
               <w:br/>
-              <w:t xml:space="preserve">    url = "http://host.docker.internal:8001/acme/transactions"</w:t>
+              <w:t xml:space="preserve">    url = "http://host.docker.internal:800</w:t>
+            </w:r>
+            <w:r>
+              <w:rPr>
+                <w:rFonts w:ascii="Courier New" w:hAnsi="Courier New"/>
+                <w:sz w:val="20"/>
+              </w:rPr>
+              <w:t>1/acme/transactions"</w:t>
             </w:r>
             <w:r>
               <w:rPr>
@@ -9518,129 +11026,6 @@
               </w:rPr>
               <w:br/>
               <w:t>}</w:t>
-            </w:r>
-          </w:p>
-        </w:tc>
-      </w:tr>
-    </w:tbl>
-    <w:p/>
-    <w:p>
-      <w:r>
-        <w:rPr>
-          <w:b/>
-        </w:rPr>
-        <w:t>acme_accounts.sh — submit the job via the SeaTunnel container:</w:t>
-      </w:r>
-    </w:p>
-    <w:tbl>
-      <w:tblPr>
-        <w:tblStyle w:val="TableGrid"/>
-        <w:tblW w:w="0" w:type="auto"/>
-        <w:tblLook w:val="04A0" w:firstRow="1" w:lastRow="0" w:firstColumn="1" w:lastColumn="0" w:noHBand="0" w:noVBand="1"/>
-      </w:tblPr>
-      <w:tblGrid>
-        <w:gridCol w:w="8640"/>
-      </w:tblGrid>
-      <w:tr>
-        <w:tc>
-          <w:tcPr>
-            <w:tcW w:w="8640" w:type="dxa"/>
-            <w:shd w:val="clear" w:color="auto" w:fill="F2F2F2"/>
-          </w:tcPr>
-          <w:p>
-            <w:r>
-              <w:rPr>
-                <w:rFonts w:ascii="Courier New" w:hAnsi="Courier New"/>
-                <w:sz w:val="20"/>
-              </w:rPr>
-              <w:t>#!/usr/bin/env bash</w:t>
-            </w:r>
-            <w:r>
-              <w:rPr>
-                <w:rFonts w:ascii="Courier New" w:hAnsi="Courier New"/>
-                <w:sz w:val="20"/>
-              </w:rPr>
-              <w:br/>
-              <w:t>set -euo pipefail</w:t>
-            </w:r>
-            <w:r>
-              <w:rPr>
-                <w:rFonts w:ascii="Courier New" w:hAnsi="Courier New"/>
-                <w:sz w:val="20"/>
-              </w:rPr>
-              <w:br/>
-              <w:t>source "$(dirname "$0")/.env"</w:t>
-            </w:r>
-            <w:r>
-              <w:rPr>
-                <w:rFonts w:ascii="Courier New" w:hAnsi="Courier New"/>
-                <w:sz w:val="20"/>
-              </w:rPr>
-              <w:br/>
-            </w:r>
-            <w:r>
-              <w:rPr>
-                <w:rFonts w:ascii="Courier New" w:hAnsi="Courier New"/>
-                <w:sz w:val="20"/>
-              </w:rPr>
-              <w:br/>
-              <w:t>docker compose exec seatunnel /opt/seatunnel/bin/seatunnel.sh \\</w:t>
-            </w:r>
-            <w:r>
-              <w:rPr>
-                <w:rFonts w:ascii="Courier New" w:hAnsi="Courier New"/>
-                <w:sz w:val="20"/>
-              </w:rPr>
-              <w:br/>
-              <w:t xml:space="preserve">  --config /custom/seatunnel/conf/acme_accounts.conf \\</w:t>
-            </w:r>
-            <w:r>
-              <w:rPr>
-                <w:rFonts w:ascii="Courier New" w:hAnsi="Courier New"/>
-                <w:sz w:val="20"/>
-              </w:rPr>
-              <w:br/>
-              <w:t xml:space="preserve">  -e client \\</w:t>
-            </w:r>
-            <w:r>
-              <w:rPr>
-                <w:rFonts w:ascii="Courier New" w:hAnsi="Courier New"/>
-                <w:sz w:val="20"/>
-              </w:rPr>
-              <w:br/>
-              <w:t xml:space="preserve">  -Dmysql.jdbc.url="${MYSQL_JDBC_URL}" \\</w:t>
-            </w:r>
-            <w:r>
-              <w:rPr>
-                <w:rFonts w:ascii="Courier New" w:hAnsi="Courier New"/>
-                <w:sz w:val="20"/>
-              </w:rPr>
-              <w:br/>
-              <w:t xml:space="preserve">  -Dmysql.username="${MYSQL_USER}" \\</w:t>
-            </w:r>
-            <w:r>
-              <w:rPr>
-                <w:rFonts w:ascii="Courier New" w:hAnsi="Courier New"/>
-                <w:sz w:val="20"/>
-              </w:rPr>
-              <w:br/>
-              <w:t xml:space="preserve">  -Dmysql.password="${MYSQL_PASS}" \\</w:t>
-            </w:r>
-            <w:r>
-              <w:rPr>
-                <w:rFonts w:ascii="Courier New" w:hAnsi="Courier New"/>
-                <w:sz w:val="20"/>
-              </w:rPr>
-              <w:br/>
-              <w:t xml:space="preserve">  -Dserver.id="${SERVER_ID}" \\</w:t>
-            </w:r>
-            <w:r>
-              <w:rPr>
-                <w:rFonts w:ascii="Courier New" w:hAnsi="Courier New"/>
-                <w:sz w:val="20"/>
-              </w:rPr>
-              <w:br/>
-              <w:t xml:space="preserve">  -Dserver.timezone="${SERVER_TZ}"</w:t>
             </w:r>
           </w:p>
         </w:tc>
@@ -9656,16 +11041,16 @@
       <w:pPr>
         <w:pStyle w:val="Heading1"/>
       </w:pPr>
-      <w:bookmarkStart w:id="49" w:name="_Toc228116244"/>
+      <w:bookmarkStart w:id="51" w:name="_Toc228118516"/>
       <w:r>
         <w:lastRenderedPageBreak/>
         <w:t>14. References</w:t>
       </w:r>
-      <w:bookmarkEnd w:id="49"/>
+      <w:bookmarkEnd w:id="51"/>
     </w:p>
     <w:p>
       <w:r>
-        <w:t>The following resources cover all technologies used in the MATRICS stack. Open the URLs in the URL column directly — they are formatted as clickable hyperlinks.</w:t>
+        <w:t>The following resources cover all technologies used in the MATRICS stack.</w:t>
       </w:r>
     </w:p>
     <w:p/>
@@ -9808,7 +11193,7 @@
           </w:tcPr>
           <w:p>
             <w:r>
-              <w:t>OWL Framework (Odoo Web Library)</w:t>
+              <w:t>OWL Framework</w:t>
             </w:r>
           </w:p>
         </w:tc>
@@ -9913,7 +11298,7 @@
           </w:tcPr>
           <w:p>
             <w:r>
-              <w:t>Odoo Module Development Guide</w:t>
+              <w:t>Module Development Guide</w:t>
             </w:r>
           </w:p>
         </w:tc>
@@ -9948,7 +11333,7 @@
           </w:tcPr>
           <w:p>
             <w:r>
-              <w:t>Odoo ORM API Reference</w:t>
+              <w:t>ORM API Reference</w:t>
             </w:r>
           </w:p>
         </w:tc>
@@ -9983,7 +11368,7 @@
           </w:tcPr>
           <w:p>
             <w:r>
-              <w:t>Odoo Views Reference</w:t>
+              <w:t>Views Reference</w:t>
             </w:r>
           </w:p>
         </w:tc>
@@ -10088,7 +11473,7 @@
           </w:tcPr>
           <w:p>
             <w:r>
-              <w:t>sqlparse (SQL parsing / injection defence)</w:t>
+              <w:t>sqlparse</w:t>
             </w:r>
           </w:p>
         </w:tc>
@@ -10123,11 +11508,81 @@
           </w:tcPr>
           <w:p>
             <w:r>
-              <w:t xml:space="preserve">FastAPI </w:t>
+              <w:t>FastAPI Documentation</w:t>
+            </w:r>
+          </w:p>
+        </w:tc>
+        <w:tc>
+          <w:tcPr>
+            <w:tcW w:w="2880" w:type="dxa"/>
+          </w:tcPr>
+          <w:p>
+            <w:r>
+              <w:rPr>
+                <w:color w:val="1756AB"/>
+              </w:rPr>
+              <w:t>https://fastapi.tiangolo.com/</w:t>
+            </w:r>
+          </w:p>
+        </w:tc>
+      </w:tr>
+      <w:tr>
+        <w:tc>
+          <w:tcPr>
+            <w:tcW w:w="2880" w:type="dxa"/>
+          </w:tcPr>
+          <w:p>
+            <w:r>
+              <w:t>FastAPI</w:t>
+            </w:r>
+          </w:p>
+        </w:tc>
+        <w:tc>
+          <w:tcPr>
+            <w:tcW w:w="2880" w:type="dxa"/>
+          </w:tcPr>
+          <w:p>
+            <w:r>
+              <w:t>FastAPI Advanced User Guide</w:t>
+            </w:r>
+          </w:p>
+        </w:tc>
+        <w:tc>
+          <w:tcPr>
+            <w:tcW w:w="2880" w:type="dxa"/>
+          </w:tcPr>
+          <w:p>
+            <w:r>
+              <w:rPr>
+                <w:color w:val="1756AB"/>
+              </w:rPr>
+              <w:t>https://fastapi.tiangolo.com/advanced/</w:t>
+            </w:r>
+          </w:p>
+        </w:tc>
+      </w:tr>
+      <w:tr>
+        <w:tc>
+          <w:tcPr>
+            <w:tcW w:w="2880" w:type="dxa"/>
+          </w:tcPr>
+          <w:p>
+            <w:r>
+              <w:t>FastAPI</w:t>
+            </w:r>
+          </w:p>
+        </w:tc>
+        <w:tc>
+          <w:tcPr>
+            <w:tcW w:w="2880" w:type="dxa"/>
+          </w:tcPr>
+          <w:p>
+            <w:r>
+              <w:t>RQ (Redis Queue) Documentat</w:t>
             </w:r>
             <w:r>
               <w:lastRenderedPageBreak/>
-              <w:t>Documentation</w:t>
+              <w:t>ion</w:t>
             </w:r>
           </w:p>
         </w:tc>
@@ -10141,7 +11596,7 @@
                 <w:color w:val="1756AB"/>
               </w:rPr>
               <w:lastRenderedPageBreak/>
-              <w:t>https://fastapi.tiangolo.com/</w:t>
+              <w:t>https://python-rq.org/</w:t>
             </w:r>
           </w:p>
         </w:tc>
@@ -10163,7 +11618,7 @@
           </w:tcPr>
           <w:p>
             <w:r>
-              <w:t>FastAPI — Advanced User Guide</w:t>
+              <w:t>Pydantic v2 Documentation</w:t>
             </w:r>
           </w:p>
         </w:tc>
@@ -10176,42 +11631,7 @@
               <w:rPr>
                 <w:color w:val="1756AB"/>
               </w:rPr>
-              <w:t>https://fastapi.tiangolo.com/advanced/</w:t>
-            </w:r>
-          </w:p>
-        </w:tc>
-      </w:tr>
-      <w:tr>
-        <w:tc>
-          <w:tcPr>
-            <w:tcW w:w="2880" w:type="dxa"/>
-          </w:tcPr>
-          <w:p>
-            <w:r>
-              <w:t>FastAPI</w:t>
-            </w:r>
-          </w:p>
-        </w:tc>
-        <w:tc>
-          <w:tcPr>
-            <w:tcW w:w="2880" w:type="dxa"/>
-          </w:tcPr>
-          <w:p>
-            <w:r>
-              <w:t>RQ (Redis Queue) Documentation</w:t>
-            </w:r>
-          </w:p>
-        </w:tc>
-        <w:tc>
-          <w:tcPr>
-            <w:tcW w:w="2880" w:type="dxa"/>
-          </w:tcPr>
-          <w:p>
-            <w:r>
-              <w:rPr>
-                <w:color w:val="1756AB"/>
-              </w:rPr>
-              <w:t>https://python-rq.org/</w:t>
+              <w:t>https://docs.pydantic.dev/latest/</w:t>
             </w:r>
           </w:p>
         </w:tc>
@@ -10268,7 +11688,7 @@
           </w:tcPr>
           <w:p>
             <w:r>
-              <w:t>Pydantic v2 Documentation</w:t>
+              <w:t>fastapi-mail</w:t>
             </w:r>
           </w:p>
         </w:tc>
@@ -10281,7 +11701,7 @@
               <w:rPr>
                 <w:color w:val="1756AB"/>
               </w:rPr>
-              <w:t>https://docs.pydantic.dev/latest/</w:t>
+              <w:t>https://sabuhish.github.io/fastapi-mail/</w:t>
             </w:r>
           </w:p>
         </w:tc>
@@ -10583,11 +12003,121 @@
           </w:tcPr>
           <w:p>
             <w:r>
-              <w:t>SeaTunnel Connector-</w:t>
+              <w:t>Connector-v2 Catalogue</w:t>
+            </w:r>
+          </w:p>
+        </w:tc>
+        <w:tc>
+          <w:tcPr>
+            <w:tcW w:w="2880" w:type="dxa"/>
+          </w:tcPr>
+          <w:p>
+            <w:r>
+              <w:rPr>
+                <w:color w:val="1756AB"/>
+              </w:rPr>
+              <w:t>https://seatunnel.apache.org/docs/2.3.12/connector-v2/</w:t>
+            </w:r>
+          </w:p>
+        </w:tc>
+      </w:tr>
+      <w:tr>
+        <w:tc>
+          <w:tcPr>
+            <w:tcW w:w="2880" w:type="dxa"/>
+          </w:tcPr>
+          <w:p>
+            <w:r>
+              <w:t>SeaTunnel</w:t>
+            </w:r>
+          </w:p>
+        </w:tc>
+        <w:tc>
+          <w:tcPr>
+            <w:tcW w:w="2880" w:type="dxa"/>
+          </w:tcPr>
+          <w:p>
+            <w:r>
+              <w:t>MySQL-CDC Source Connector</w:t>
+            </w:r>
+          </w:p>
+        </w:tc>
+        <w:tc>
+          <w:tcPr>
+            <w:tcW w:w="2880" w:type="dxa"/>
+          </w:tcPr>
+          <w:p>
+            <w:r>
+              <w:rPr>
+                <w:color w:val="1756AB"/>
+              </w:rPr>
+              <w:t>https://seatunnel.apache.org/docs/2.3.12/connector-v2/source/MySQL-CDC</w:t>
+            </w:r>
+          </w:p>
+        </w:tc>
+      </w:tr>
+      <w:tr>
+        <w:tc>
+          <w:tcPr>
+            <w:tcW w:w="2880" w:type="dxa"/>
+          </w:tcPr>
+          <w:p>
+            <w:r>
+              <w:t>SeaTunnel</w:t>
+            </w:r>
+          </w:p>
+        </w:tc>
+        <w:tc>
+          <w:tcPr>
+            <w:tcW w:w="2880" w:type="dxa"/>
+          </w:tcPr>
+          <w:p>
+            <w:r>
+              <w:t>HTTP Sink Connector</w:t>
+            </w:r>
+          </w:p>
+        </w:tc>
+        <w:tc>
+          <w:tcPr>
+            <w:tcW w:w="2880" w:type="dxa"/>
+          </w:tcPr>
+          <w:p>
+            <w:r>
+              <w:rPr>
+                <w:color w:val="1756AB"/>
+              </w:rPr>
+              <w:t>https://seatunnel.apache.org/docs/2.3.12/connector-v2/sink/Http</w:t>
+            </w:r>
+          </w:p>
+        </w:tc>
+      </w:tr>
+      <w:tr>
+        <w:tc>
+          <w:tcPr>
+            <w:tcW w:w="2880" w:type="dxa"/>
+          </w:tcPr>
+          <w:p>
+            <w:r>
+              <w:t>SeaTun</w:t>
             </w:r>
             <w:r>
               <w:lastRenderedPageBreak/>
-              <w:t>v2 Catalogue</w:t>
+              <w:t>nel</w:t>
+            </w:r>
+          </w:p>
+        </w:tc>
+        <w:tc>
+          <w:tcPr>
+            <w:tcW w:w="2880" w:type="dxa"/>
+          </w:tcPr>
+          <w:p>
+            <w:r>
+              <w:lastRenderedPageBreak/>
+              <w:t xml:space="preserve">SeaTunnel </w:t>
+            </w:r>
+            <w:r>
+              <w:lastRenderedPageBreak/>
+              <w:t>REST API</w:t>
             </w:r>
           </w:p>
         </w:tc>
@@ -10601,42 +12131,14 @@
                 <w:color w:val="1756AB"/>
               </w:rPr>
               <w:lastRenderedPageBreak/>
-              <w:t>https://seatunnel.apache.org/docs/2.3.12/connector-v2/</w:t>
-            </w:r>
-          </w:p>
-        </w:tc>
-      </w:tr>
-      <w:tr>
-        <w:tc>
-          <w:tcPr>
-            <w:tcW w:w="2880" w:type="dxa"/>
-          </w:tcPr>
-          <w:p>
-            <w:r>
-              <w:t>SeaTunnel</w:t>
-            </w:r>
-          </w:p>
-        </w:tc>
-        <w:tc>
-          <w:tcPr>
-            <w:tcW w:w="2880" w:type="dxa"/>
-          </w:tcPr>
-          <w:p>
-            <w:r>
-              <w:t>MySQL-CDC Source Connector</w:t>
-            </w:r>
-          </w:p>
-        </w:tc>
-        <w:tc>
-          <w:tcPr>
-            <w:tcW w:w="2880" w:type="dxa"/>
-          </w:tcPr>
-          <w:p>
+              <w:t>https://seatunnel.apache.org/docs/2.3.12/seatunnel-</w:t>
+            </w:r>
             <w:r>
               <w:rPr>
                 <w:color w:val="1756AB"/>
               </w:rPr>
-              <w:t>https://seatunnel.apache.org/docs/2.3.12/connector-v2/source/MySQL-CDC</w:t>
+              <w:lastRenderedPageBreak/>
+              <w:t>engine/rest-api</w:t>
             </w:r>
           </w:p>
         </w:tc>
@@ -10648,76 +12150,7 @@
           </w:tcPr>
           <w:p>
             <w:r>
-              <w:t>SeaTunnel</w:t>
-            </w:r>
-          </w:p>
-        </w:tc>
-        <w:tc>
-          <w:tcPr>
-            <w:tcW w:w="2880" w:type="dxa"/>
-          </w:tcPr>
-          <w:p>
-            <w:r>
-              <w:t>HTTP Sink Connector</w:t>
-            </w:r>
-          </w:p>
-        </w:tc>
-        <w:tc>
-          <w:tcPr>
-            <w:tcW w:w="2880" w:type="dxa"/>
-          </w:tcPr>
-          <w:p>
-            <w:r>
-              <w:rPr>
-                <w:color w:val="1756AB"/>
-              </w:rPr>
-              <w:t>https://seatunnel.apache.org/docs/2.3.12/connector-v2/sink/Http</w:t>
-            </w:r>
-          </w:p>
-        </w:tc>
-      </w:tr>
-      <w:tr>
-        <w:tc>
-          <w:tcPr>
-            <w:tcW w:w="2880" w:type="dxa"/>
-          </w:tcPr>
-          <w:p>
-            <w:r>
-              <w:t>SeaTunnel</w:t>
-            </w:r>
-          </w:p>
-        </w:tc>
-        <w:tc>
-          <w:tcPr>
-            <w:tcW w:w="2880" w:type="dxa"/>
-          </w:tcPr>
-          <w:p>
-            <w:r>
-              <w:t>SeaTunnel REST API</w:t>
-            </w:r>
-          </w:p>
-        </w:tc>
-        <w:tc>
-          <w:tcPr>
-            <w:tcW w:w="2880" w:type="dxa"/>
-          </w:tcPr>
-          <w:p>
-            <w:r>
-              <w:rPr>
-                <w:color w:val="1756AB"/>
-              </w:rPr>
-              <w:t>https://seatunnel.apache.org/docs/2.3.12/seatunnel-engine/rest-api</w:t>
-            </w:r>
-          </w:p>
-        </w:tc>
-      </w:tr>
-      <w:tr>
-        <w:tc>
-          <w:tcPr>
-            <w:tcW w:w="2880" w:type="dxa"/>
-          </w:tcPr>
-          <w:p>
-            <w:r>
+              <w:lastRenderedPageBreak/>
               <w:t>SeaTunnel</w:t>
             </w:r>
           </w:p>
@@ -11103,7 +12536,6 @@
           </w:tcPr>
           <w:p>
             <w:r>
-              <w:lastRenderedPageBreak/>
               <w:t>Docker</w:t>
             </w:r>
           </w:p>
@@ -11139,41 +12571,6 @@
           </w:tcPr>
           <w:p>
             <w:r>
-              <w:t>Docker</w:t>
-            </w:r>
-          </w:p>
-        </w:tc>
-        <w:tc>
-          <w:tcPr>
-            <w:tcW w:w="2880" w:type="dxa"/>
-          </w:tcPr>
-          <w:p>
-            <w:r>
-              <w:t>Docker Networking</w:t>
-            </w:r>
-          </w:p>
-        </w:tc>
-        <w:tc>
-          <w:tcPr>
-            <w:tcW w:w="2880" w:type="dxa"/>
-          </w:tcPr>
-          <w:p>
-            <w:r>
-              <w:rPr>
-                <w:color w:val="1756AB"/>
-              </w:rPr>
-              <w:t>https://docs.docker.com/network/</w:t>
-            </w:r>
-          </w:p>
-        </w:tc>
-      </w:tr>
-      <w:tr>
-        <w:tc>
-          <w:tcPr>
-            <w:tcW w:w="2880" w:type="dxa"/>
-          </w:tcPr>
-          <w:p>
-            <w:r>
               <w:t>GitHub Actions</w:t>
             </w:r>
           </w:p>
@@ -11209,6 +12606,7 @@
           </w:tcPr>
           <w:p>
             <w:r>
+              <w:lastRenderedPageBreak/>
               <w:t>GitHub Actions</w:t>
             </w:r>
           </w:p>
@@ -11219,7 +12617,7 @@
           </w:tcPr>
           <w:p>
             <w:r>
-              <w:t>GitHub Actions — SSH Deploy Pattern</w:t>
+              <w:t>SSH Deploy Pattern</w:t>
             </w:r>
           </w:p>
         </w:tc>
@@ -11614,31 +13012,31 @@
       </w:rPr>
     </w:lvl>
   </w:abstractNum>
-  <w:num w:numId="1" w16cid:durableId="39404261">
+  <w:num w:numId="1" w16cid:durableId="501898061">
     <w:abstractNumId w:val="8"/>
   </w:num>
-  <w:num w:numId="2" w16cid:durableId="480118590">
+  <w:num w:numId="2" w16cid:durableId="1929120530">
     <w:abstractNumId w:val="6"/>
   </w:num>
-  <w:num w:numId="3" w16cid:durableId="1490555101">
+  <w:num w:numId="3" w16cid:durableId="1190990491">
     <w:abstractNumId w:val="5"/>
   </w:num>
-  <w:num w:numId="4" w16cid:durableId="132866622">
+  <w:num w:numId="4" w16cid:durableId="88084319">
     <w:abstractNumId w:val="4"/>
   </w:num>
-  <w:num w:numId="5" w16cid:durableId="1259411724">
+  <w:num w:numId="5" w16cid:durableId="1338770830">
     <w:abstractNumId w:val="7"/>
   </w:num>
-  <w:num w:numId="6" w16cid:durableId="1644626765">
+  <w:num w:numId="6" w16cid:durableId="969819049">
     <w:abstractNumId w:val="3"/>
   </w:num>
-  <w:num w:numId="7" w16cid:durableId="492112404">
+  <w:num w:numId="7" w16cid:durableId="1160275259">
     <w:abstractNumId w:val="2"/>
   </w:num>
-  <w:num w:numId="8" w16cid:durableId="1285503066">
+  <w:num w:numId="8" w16cid:durableId="1278217523">
     <w:abstractNumId w:val="1"/>
   </w:num>
-  <w:num w:numId="9" w16cid:durableId="802698824">
+  <w:num w:numId="9" w16cid:durableId="1402945095">
     <w:abstractNumId w:val="0"/>
   </w:num>
 </w:numbering>
@@ -23034,7 +24432,7 @@
     <w:autoRedefine/>
     <w:uiPriority w:val="39"/>
     <w:unhideWhenUsed/>
-    <w:rsid w:val="006F439A"/>
+    <w:rsid w:val="009F30CA"/>
     <w:pPr>
       <w:spacing w:after="100"/>
     </w:pPr>
@@ -23046,7 +24444,7 @@
     <w:autoRedefine/>
     <w:uiPriority w:val="39"/>
     <w:unhideWhenUsed/>
-    <w:rsid w:val="006F439A"/>
+    <w:rsid w:val="009F30CA"/>
     <w:pPr>
       <w:spacing w:after="100"/>
       <w:ind w:left="240"/>
@@ -23057,7 +24455,7 @@
     <w:basedOn w:val="DefaultParagraphFont"/>
     <w:uiPriority w:val="99"/>
     <w:unhideWhenUsed/>
-    <w:rsid w:val="006F439A"/>
+    <w:rsid w:val="009F30CA"/>
     <w:rPr>
       <w:color w:val="0000FF" w:themeColor="hyperlink"/>
       <w:u w:val="single"/>
